--- a/SITP/DBMS/Notes/M07_Indexing_Hashing.docx
+++ b/SITP/DBMS/Notes/M07_Indexing_Hashing.docx
@@ -60,7 +60,7 @@
         </w:p>
       </w:sdtContent>
     </w:sdt>
-    <w:bookmarkStart w:id="69" w:name="module-7-indexing-hashing"/>
+    <w:bookmarkStart w:id="80" w:name="module-7-indexing-hashing"/>
     <w:p>
       <w:pPr>
         <w:pStyle w:val="Heading1"/>
@@ -939,7 +939,7 @@
     </w:p>
     <w:bookmarkEnd w:id="12"/>
     <w:bookmarkEnd w:id="13"/>
-    <w:bookmarkStart w:id="18" w:name="X6de0ba46405ad5366429953470ddad2dc1bf4d2"/>
+    <w:bookmarkStart w:id="19" w:name="X6de0ba46405ad5366429953470ddad2dc1bf4d2"/>
     <w:p>
       <w:pPr>
         <w:pStyle w:val="Heading2"/>
@@ -1868,6 +1868,506 @@
         <w:t xml:space="preserve">clustered ≈ primary/clustering (one); non-clustered ≈ secondary (many).</w:t>
       </w:r>
     </w:p>
+    <w:bookmarkEnd w:id="17"/>
+    <w:bookmarkStart w:id="18" w:name="X60c1d84e758480b5ce8dd3c36849af995c34fc6"/>
+    <w:p>
+      <w:pPr>
+        <w:pStyle w:val="Heading3"/>
+      </w:pPr>
+      <w:r>
+        <w:t xml:space="preserve">7.2A Numerical — index size: dense vs sparse, primary vs secondary</w:t>
+      </w:r>
+    </w:p>
+    <w:p>
+      <w:pPr>
+        <w:pStyle w:val="FirstParagraph"/>
+      </w:pPr>
+      <w:r>
+        <w:t xml:space="preserve">The classic GATE/SEBI question:</w:t>
+      </w:r>
+      <w:r>
+        <w:t xml:space="preserve"> </w:t>
+      </w:r>
+      <w:r>
+        <w:rPr>
+          <w:i/>
+          <w:iCs/>
+        </w:rPr>
+        <w:t xml:space="preserve">how many blocks does the index itself occupy?</w:t>
+      </w:r>
+      <w:r>
+        <w:t xml:space="preserve"> </w:t>
+      </w:r>
+      <w:r>
+        <w:t xml:space="preserve">The</w:t>
+      </w:r>
+      <w:r>
+        <w:t xml:space="preserve"> </w:t>
+      </w:r>
+      <w:r>
+        <w:t xml:space="preserve">answer depends on</w:t>
+      </w:r>
+      <w:r>
+        <w:t xml:space="preserve"> </w:t>
+      </w:r>
+      <w:r>
+        <w:rPr>
+          <w:b/>
+          <w:bCs/>
+        </w:rPr>
+        <w:t xml:space="preserve">dense vs sparse</w:t>
+      </w:r>
+      <w:r>
+        <w:t xml:space="preserve"> </w:t>
+      </w:r>
+      <w:r>
+        <w:t xml:space="preserve">and on the</w:t>
+      </w:r>
+      <w:r>
+        <w:t xml:space="preserve"> </w:t>
+      </w:r>
+      <w:r>
+        <w:rPr>
+          <w:b/>
+          <w:bCs/>
+        </w:rPr>
+        <w:t xml:space="preserve">number of index entries</w:t>
+      </w:r>
+      <w:r>
+        <w:t xml:space="preserve">.</w:t>
+      </w:r>
+    </w:p>
+    <w:p>
+      <w:pPr>
+        <w:pStyle w:val="BlockText"/>
+      </w:pPr>
+      <w:r>
+        <w:rPr>
+          <w:b/>
+          <w:bCs/>
+        </w:rPr>
+        <w:t xml:space="preserve">Given:</w:t>
+      </w:r>
+      <w:r>
+        <w:t xml:space="preserve"> </w:t>
+      </w:r>
+      <w:r>
+        <w:t xml:space="preserve">a file of</w:t>
+      </w:r>
+      <w:r>
+        <w:t xml:space="preserve"> </w:t>
+      </w:r>
+      <w:r>
+        <w:rPr>
+          <w:rStyle w:val="VerbatimChar"/>
+        </w:rPr>
+        <w:t xml:space="preserve">N = 100,000</w:t>
+      </w:r>
+      <w:r>
+        <w:t xml:space="preserve"> </w:t>
+      </w:r>
+      <w:r>
+        <w:t xml:space="preserve">records, each data block holds</w:t>
+      </w:r>
+      <w:r>
+        <w:t xml:space="preserve"> </w:t>
+      </w:r>
+      <w:r>
+        <w:rPr>
+          <w:b/>
+          <w:bCs/>
+        </w:rPr>
+        <w:t xml:space="preserve">10 records</w:t>
+      </w:r>
+      <w:r>
+        <w:t xml:space="preserve"> </w:t>
+      </w:r>
+      <w:r>
+        <w:t xml:space="preserve">(so</w:t>
+      </w:r>
+      <w:r>
+        <w:t xml:space="preserve"> </w:t>
+      </w:r>
+      <w:r>
+        <w:rPr>
+          <w:rStyle w:val="VerbatimChar"/>
+        </w:rPr>
+        <w:t xml:space="preserve">b_r = 10,000</w:t>
+      </w:r>
+      <w:r>
+        <w:t xml:space="preserve"> </w:t>
+      </w:r>
+      <w:r>
+        <w:t xml:space="preserve">data blocks), and each index entry</w:t>
+      </w:r>
+      <w:r>
+        <w:t xml:space="preserve"> </w:t>
+      </w:r>
+      <w:r>
+        <w:rPr>
+          <w:rStyle w:val="VerbatimChar"/>
+        </w:rPr>
+        <w:t xml:space="preserve">(key, pointer)</w:t>
+      </w:r>
+      <w:r>
+        <w:t xml:space="preserve"> </w:t>
+      </w:r>
+      <w:r>
+        <w:t xml:space="preserve">=</w:t>
+      </w:r>
+      <w:r>
+        <w:t xml:space="preserve"> </w:t>
+      </w:r>
+      <w:r>
+        <w:rPr>
+          <w:b/>
+          <w:bCs/>
+        </w:rPr>
+        <w:t xml:space="preserve">16 B</w:t>
+      </w:r>
+      <w:r>
+        <w:t xml:space="preserve"> </w:t>
+      </w:r>
+      <w:r>
+        <w:t xml:space="preserve">in a block of</w:t>
+      </w:r>
+      <w:r>
+        <w:t xml:space="preserve"> </w:t>
+      </w:r>
+      <w:r>
+        <w:rPr>
+          <w:b/>
+          <w:bCs/>
+        </w:rPr>
+        <w:t xml:space="preserve">1024 B</w:t>
+      </w:r>
+      <w:r>
+        <w:t xml:space="preserve"> </w:t>
+      </w:r>
+      <w:r>
+        <w:t xml:space="preserve">→ an index block holds</w:t>
+      </w:r>
+      <w:r>
+        <w:t xml:space="preserve"> </w:t>
+      </w:r>
+      <w:r>
+        <w:rPr>
+          <w:rStyle w:val="VerbatimChar"/>
+        </w:rPr>
+        <w:t xml:space="preserve">⌊1024/16⌋ = 64</w:t>
+      </w:r>
+      <w:r>
+        <w:t xml:space="preserve"> </w:t>
+      </w:r>
+      <w:r>
+        <w:t xml:space="preserve">entries.</w:t>
+      </w:r>
+    </w:p>
+    <w:p>
+      <w:pPr>
+        <w:pStyle w:val="SourceCode"/>
+      </w:pPr>
+      <w:r>
+        <w:rPr>
+          <w:rStyle w:val="VerbatimChar"/>
+        </w:rPr>
+        <w:t xml:space="preserve">SPARSE primary index  → one entry PER DATA BLOCK.</w:t>
+      </w:r>
+      <w:r>
+        <w:br/>
+      </w:r>
+      <w:r>
+        <w:rPr>
+          <w:rStyle w:val="VerbatimChar"/>
+        </w:rPr>
+        <w:t xml:space="preserve">   entries = b_r = 10,000</w:t>
+      </w:r>
+      <w:r>
+        <w:br/>
+      </w:r>
+      <w:r>
+        <w:rPr>
+          <w:rStyle w:val="VerbatimChar"/>
+        </w:rPr>
+        <w:t xml:space="preserve">   index blocks = ⌈10,000 / 64⌉ = ⌈156.25⌉ = 157 blocks.</w:t>
+      </w:r>
+      <w:r>
+        <w:br/>
+      </w:r>
+      <w:r>
+        <w:rPr>
+          <w:rStyle w:val="VerbatimChar"/>
+        </w:rPr>
+        <w:t xml:space="preserve">   Search (single level, binary): ⌈log2 157⌉ + 1 = 8 + 1 = 9 block accesses.</w:t>
+      </w:r>
+      <w:r>
+        <w:br/>
+      </w:r>
+      <w:r>
+        <w:br/>
+      </w:r>
+      <w:r>
+        <w:rPr>
+          <w:rStyle w:val="VerbatimChar"/>
+        </w:rPr>
+        <w:t xml:space="preserve">DENSE index (e.g. a SECONDARY index) → one entry PER RECORD.</w:t>
+      </w:r>
+      <w:r>
+        <w:br/>
+      </w:r>
+      <w:r>
+        <w:rPr>
+          <w:rStyle w:val="VerbatimChar"/>
+        </w:rPr>
+        <w:t xml:space="preserve">   entries = N = 100,000</w:t>
+      </w:r>
+      <w:r>
+        <w:br/>
+      </w:r>
+      <w:r>
+        <w:rPr>
+          <w:rStyle w:val="VerbatimChar"/>
+        </w:rPr>
+        <w:t xml:space="preserve">   index blocks = ⌈100,000 / 64⌉ = ⌈1562.5⌉ = 1563 blocks.</w:t>
+      </w:r>
+      <w:r>
+        <w:br/>
+      </w:r>
+      <w:r>
+        <w:rPr>
+          <w:rStyle w:val="VerbatimChar"/>
+        </w:rPr>
+        <w:t xml:space="preserve">   Search (binary on the dense index): ⌈log2 1563⌉ + 1 = 11 + 1 = 12 accesses.</w:t>
+      </w:r>
+    </w:p>
+    <w:p>
+      <w:pPr>
+        <w:pStyle w:val="BlockText"/>
+      </w:pPr>
+      <w:r>
+        <w:rPr>
+          <w:b/>
+          <w:bCs/>
+        </w:rPr>
+        <w:t xml:space="preserve">The takeaways:</w:t>
+      </w:r>
+      <w:r>
+        <w:t xml:space="preserve"> </w:t>
+      </w:r>
+      <w:r>
+        <w:t xml:space="preserve">(1) a</w:t>
+      </w:r>
+      <w:r>
+        <w:t xml:space="preserve"> </w:t>
+      </w:r>
+      <w:r>
+        <w:rPr>
+          <w:b/>
+          <w:bCs/>
+        </w:rPr>
+        <w:t xml:space="preserve">sparse</w:t>
+      </w:r>
+      <w:r>
+        <w:t xml:space="preserve"> </w:t>
+      </w:r>
+      <w:r>
+        <w:t xml:space="preserve">index is ~</w:t>
+      </w:r>
+      <w:r>
+        <w:rPr>
+          <w:rStyle w:val="VerbatimChar"/>
+        </w:rPr>
+        <w:t xml:space="preserve">10×</w:t>
+      </w:r>
+      <w:r>
+        <w:t xml:space="preserve"> </w:t>
+      </w:r>
+      <w:r>
+        <w:t xml:space="preserve">smaller here (157 vs 1563</w:t>
+      </w:r>
+      <w:r>
+        <w:t xml:space="preserve"> </w:t>
+      </w:r>
+      <w:r>
+        <w:t xml:space="preserve">blocks) because it stores one entry per</w:t>
+      </w:r>
+      <w:r>
+        <w:t xml:space="preserve"> </w:t>
+      </w:r>
+      <w:r>
+        <w:rPr>
+          <w:i/>
+          <w:iCs/>
+        </w:rPr>
+        <w:t xml:space="preserve">block</w:t>
+      </w:r>
+      <w:r>
+        <w:t xml:space="preserve">, not per</w:t>
+      </w:r>
+      <w:r>
+        <w:t xml:space="preserve"> </w:t>
+      </w:r>
+      <w:r>
+        <w:rPr>
+          <w:i/>
+          <w:iCs/>
+        </w:rPr>
+        <w:t xml:space="preserve">record</w:t>
+      </w:r>
+      <w:r>
+        <w:t xml:space="preserve"> </w:t>
+      </w:r>
+      <w:r>
+        <w:t xml:space="preserve">— but it needs</w:t>
+      </w:r>
+      <w:r>
+        <w:t xml:space="preserve"> </w:t>
+      </w:r>
+      <w:r>
+        <w:t xml:space="preserve">the file</w:t>
+      </w:r>
+      <w:r>
+        <w:t xml:space="preserve"> </w:t>
+      </w:r>
+      <w:r>
+        <w:rPr>
+          <w:b/>
+          <w:bCs/>
+        </w:rPr>
+        <w:t xml:space="preserve">sorted</w:t>
+      </w:r>
+      <w:r>
+        <w:t xml:space="preserve">. (2) A</w:t>
+      </w:r>
+      <w:r>
+        <w:t xml:space="preserve"> </w:t>
+      </w:r>
+      <w:r>
+        <w:rPr>
+          <w:b/>
+          <w:bCs/>
+        </w:rPr>
+        <w:t xml:space="preserve">secondary</w:t>
+      </w:r>
+      <w:r>
+        <w:t xml:space="preserve"> </w:t>
+      </w:r>
+      <w:r>
+        <w:t xml:space="preserve">index has</w:t>
+      </w:r>
+      <w:r>
+        <w:t xml:space="preserve"> </w:t>
+      </w:r>
+      <w:r>
+        <w:rPr>
+          <w:b/>
+          <w:bCs/>
+        </w:rPr>
+        <w:t xml:space="preserve">no choice</w:t>
+      </w:r>
+      <w:r>
+        <w:t xml:space="preserve"> </w:t>
+      </w:r>
+      <w:r>
+        <w:t xml:space="preserve">but to be dense</w:t>
+      </w:r>
+      <w:r>
+        <w:t xml:space="preserve"> </w:t>
+      </w:r>
+      <w:r>
+        <w:t xml:space="preserve">(</w:t>
+      </w:r>
+      <w:r>
+        <w:rPr>
+          <w:rStyle w:val="VerbatimChar"/>
+        </w:rPr>
+        <w:t xml:space="preserve">100,000</w:t>
+      </w:r>
+      <w:r>
+        <w:t xml:space="preserve"> </w:t>
+      </w:r>
+      <w:r>
+        <w:t xml:space="preserve">entries) because the data isn’t sorted on its key. (3) The number of</w:t>
+      </w:r>
+      <w:r>
+        <w:t xml:space="preserve"> </w:t>
+      </w:r>
+      <w:r>
+        <w:t xml:space="preserve">distinct values matters: if the dense index keeps one entry per</w:t>
+      </w:r>
+      <w:r>
+        <w:t xml:space="preserve"> </w:t>
+      </w:r>
+      <w:r>
+        <w:rPr>
+          <w:b/>
+          <w:bCs/>
+        </w:rPr>
+        <w:t xml:space="preserve">distinct</w:t>
+      </w:r>
+      <w:r>
+        <w:rPr>
+          <w:b/>
+          <w:bCs/>
+        </w:rPr>
+        <w:t xml:space="preserve"> </w:t>
+      </w:r>
+      <w:r>
+        <w:rPr>
+          <w:b/>
+          <w:bCs/>
+        </w:rPr>
+        <w:t xml:space="preserve">value</w:t>
+      </w:r>
+      <w:r>
+        <w:t xml:space="preserve"> </w:t>
+      </w:r>
+      <w:r>
+        <w:t xml:space="preserve">and there are only</w:t>
+      </w:r>
+      <w:r>
+        <w:t xml:space="preserve"> </w:t>
+      </w:r>
+      <w:r>
+        <w:rPr>
+          <w:rStyle w:val="VerbatimChar"/>
+        </w:rPr>
+        <w:t xml:space="preserve">2,000</w:t>
+      </w:r>
+      <w:r>
+        <w:t xml:space="preserve"> </w:t>
+      </w:r>
+      <w:r>
+        <w:t xml:space="preserve">distinct values, that is</w:t>
+      </w:r>
+      <w:r>
+        <w:t xml:space="preserve"> </w:t>
+      </w:r>
+      <w:r>
+        <w:rPr>
+          <w:rStyle w:val="VerbatimChar"/>
+        </w:rPr>
+        <w:t xml:space="preserve">⌈2000/64⌉ = 32</w:t>
+      </w:r>
+      <w:r>
+        <w:t xml:space="preserve"> </w:t>
+      </w:r>
+      <w:r>
+        <w:t xml:space="preserve">blocks instead of</w:t>
+      </w:r>
+      <w:r>
+        <w:t xml:space="preserve"> </w:t>
+      </w:r>
+      <w:r>
+        <w:rPr>
+          <w:rStyle w:val="VerbatimChar"/>
+        </w:rPr>
+        <w:t xml:space="preserve">1563</w:t>
+      </w:r>
+      <w:r>
+        <w:t xml:space="preserve">.</w:t>
+      </w:r>
+    </w:p>
     <w:p>
       <w:r>
         <w:pict>
@@ -1875,9 +2375,9 @@
         </w:pict>
       </w:r>
     </w:p>
-    <w:bookmarkEnd w:id="17"/>
     <w:bookmarkEnd w:id="18"/>
-    <w:bookmarkStart w:id="22" w:name="multilevel-indexes-the-idea-behind-trees"/>
+    <w:bookmarkEnd w:id="19"/>
+    <w:bookmarkStart w:id="23" w:name="multilevel-indexes-the-idea-behind-trees"/>
     <w:p>
       <w:pPr>
         <w:pStyle w:val="Heading2"/>
@@ -1916,18 +2416,18 @@
           <wp:inline>
             <wp:extent cx="5334000" cy="3136766"/>
             <wp:effectExtent b="0" l="0" r="0" t="0"/>
-            <wp:docPr descr="Multilevel index: an outer index points to inner index blocks, which point to data blocks — repeated until the top fits in one block." title="" id="20" name="Picture"/>
+            <wp:docPr descr="Multilevel index: an outer index points to inner index blocks, which point to data blocks — repeated until the top fits in one block." title="" id="21" name="Picture"/>
             <a:graphic>
               <a:graphicData uri="http://schemas.openxmlformats.org/drawingml/2006/picture">
                 <pic:pic>
                   <pic:nvPicPr>
-                    <pic:cNvPr descr="images/69_multilevel_index.png" id="21" name="Picture"/>
+                    <pic:cNvPr descr="images/69_multilevel_index.png" id="22" name="Picture"/>
                     <pic:cNvPicPr>
                       <a:picLocks noChangeArrowheads="1" noChangeAspect="1"/>
                     </pic:cNvPicPr>
                   </pic:nvPicPr>
                   <pic:blipFill>
-                    <a:blip r:embed="rId19"/>
+                    <a:blip r:embed="rId20"/>
                     <a:stretch>
                       <a:fillRect/>
                     </a:stretch>
@@ -2128,8 +2628,8 @@
         </w:pict>
       </w:r>
     </w:p>
-    <w:bookmarkEnd w:id="22"/>
-    <w:bookmarkStart w:id="26" w:name="b-trees"/>
+    <w:bookmarkEnd w:id="23"/>
+    <w:bookmarkStart w:id="27" w:name="b-trees"/>
     <w:p>
       <w:pPr>
         <w:pStyle w:val="Heading2"/>
@@ -2302,18 +2802,18 @@
           <wp:inline>
             <wp:extent cx="5334000" cy="2900643"/>
             <wp:effectExtent b="0" l="0" r="0" t="0"/>
-            <wp:docPr descr="B-tree node: pointers and keys, with a data pointer attached to every key at every level; a search can stop early at an internal node." title="" id="24" name="Picture"/>
+            <wp:docPr descr="B-tree node: pointers and keys, with a data pointer attached to every key at every level; a search can stop early at an internal node." title="" id="25" name="Picture"/>
             <a:graphic>
               <a:graphicData uri="http://schemas.openxmlformats.org/drawingml/2006/picture">
                 <pic:pic>
                   <pic:nvPicPr>
-                    <pic:cNvPr descr="images/70_btree_node.png" id="25" name="Picture"/>
+                    <pic:cNvPr descr="images/70_btree_node.png" id="26" name="Picture"/>
                     <pic:cNvPicPr>
                       <a:picLocks noChangeArrowheads="1" noChangeAspect="1"/>
                     </pic:cNvPicPr>
                   </pic:nvPicPr>
                   <pic:blipFill>
-                    <a:blip r:embed="rId23"/>
+                    <a:blip r:embed="rId24"/>
                     <a:stretch>
                       <a:fillRect/>
                     </a:stretch>
@@ -2427,8 +2927,8 @@
         </w:pict>
       </w:r>
     </w:p>
-    <w:bookmarkEnd w:id="26"/>
-    <w:bookmarkStart w:id="34" w:name="X37ac5b72db5c6ee3a915c993f58c0eac5ea7c30"/>
+    <w:bookmarkEnd w:id="27"/>
+    <w:bookmarkStart w:id="35" w:name="X37ac5b72db5c6ee3a915c993f58c0eac5ea7c30"/>
     <w:p>
       <w:pPr>
         <w:pStyle w:val="Heading2"/>
@@ -2513,18 +3013,18 @@
           <wp:inline>
             <wp:extent cx="5334000" cy="3101404"/>
             <wp:effectExtent b="0" l="0" r="0" t="0"/>
-            <wp:docPr descr="B+ tree: internal nodes are routers (keys only), all keys appear in the sorted leaves which hold the data pointers and are connected as a linked list; separator = smallest key of the right subtree." title="" id="28" name="Picture"/>
+            <wp:docPr descr="B+ tree: internal nodes are routers (keys only), all keys appear in the sorted leaves which hold the data pointers and are connected as a linked list; separator = smallest key of the right subtree." title="" id="29" name="Picture"/>
             <a:graphic>
               <a:graphicData uri="http://schemas.openxmlformats.org/drawingml/2006/picture">
                 <pic:pic>
                   <pic:nvPicPr>
-                    <pic:cNvPr descr="images/71_bplus_structure.png" id="29" name="Picture"/>
+                    <pic:cNvPr descr="images/71_bplus_structure.png" id="30" name="Picture"/>
                     <pic:cNvPicPr>
                       <a:picLocks noChangeArrowheads="1" noChangeAspect="1"/>
                     </pic:cNvPicPr>
                   </pic:nvPicPr>
                   <pic:blipFill>
-                    <a:blip r:embed="rId27"/>
+                    <a:blip r:embed="rId28"/>
                     <a:stretch>
                       <a:fillRect/>
                     </a:stretch>
@@ -2878,7 +3378,7 @@
         <w:t xml:space="preserve">tree.</w:t>
       </w:r>
     </w:p>
-    <w:bookmarkStart w:id="33" w:name="b-tree-vs-b-tree-a-guaranteed-comparison"/>
+    <w:bookmarkStart w:id="34" w:name="b-tree-vs-b-tree-a-guaranteed-comparison"/>
     <w:p>
       <w:pPr>
         <w:pStyle w:val="Heading3"/>
@@ -2896,18 +3396,18 @@
           <wp:inline>
             <wp:extent cx="5334000" cy="2919663"/>
             <wp:effectExtent b="0" l="0" r="0" t="0"/>
-            <wp:docPr descr="B-tree vs B+ tree comparison: data location, key repetition, linked leaves, range queries, fan-out/height, search cost." title="" id="31" name="Picture"/>
+            <wp:docPr descr="B-tree vs B+ tree comparison: data location, key repetition, linked leaves, range queries, fan-out/height, search cost." title="" id="32" name="Picture"/>
             <a:graphic>
               <a:graphicData uri="http://schemas.openxmlformats.org/drawingml/2006/picture">
                 <pic:pic>
                   <pic:nvPicPr>
-                    <pic:cNvPr descr="images/72_btree_vs_bplus.png" id="32" name="Picture"/>
+                    <pic:cNvPr descr="images/72_btree_vs_bplus.png" id="33" name="Picture"/>
                     <pic:cNvPicPr>
                       <a:picLocks noChangeArrowheads="1" noChangeAspect="1"/>
                     </pic:cNvPicPr>
                   </pic:nvPicPr>
                   <pic:blipFill>
-                    <a:blip r:embed="rId30"/>
+                    <a:blip r:embed="rId31"/>
                     <a:stretch>
                       <a:fillRect/>
                     </a:stretch>
@@ -3290,9 +3790,9 @@
         </w:pict>
       </w:r>
     </w:p>
-    <w:bookmarkEnd w:id="33"/>
     <w:bookmarkEnd w:id="34"/>
-    <w:bookmarkStart w:id="38" w:name="Xda6b0e70bfdca0285e68b6bccbcc74efd2277ce"/>
+    <w:bookmarkEnd w:id="35"/>
+    <w:bookmarkStart w:id="40" w:name="Xda6b0e70bfdca0285e68b6bccbcc74efd2277ce"/>
     <w:p>
       <w:pPr>
         <w:pStyle w:val="Heading2"/>
@@ -3310,18 +3810,18 @@
           <wp:inline>
             <wp:extent cx="5334000" cy="3136766"/>
             <wp:effectExtent b="0" l="0" r="0" t="0"/>
-            <wp:docPr descr="B+ tree order, fan-out and height: deriving order p from block size, and how high fan-out gives tiny height for millions of keys." title="" id="36" name="Picture"/>
+            <wp:docPr descr="B+ tree order, fan-out and height: deriving order p from block size, and how high fan-out gives tiny height for millions of keys." title="" id="37" name="Picture"/>
             <a:graphic>
               <a:graphicData uri="http://schemas.openxmlformats.org/drawingml/2006/picture">
                 <pic:pic>
                   <pic:nvPicPr>
-                    <pic:cNvPr descr="images/73_bplus_order_height.png" id="37" name="Picture"/>
+                    <pic:cNvPr descr="images/73_bplus_order_height.png" id="38" name="Picture"/>
                     <pic:cNvPicPr>
                       <a:picLocks noChangeArrowheads="1" noChangeAspect="1"/>
                     </pic:cNvPicPr>
                   </pic:nvPicPr>
                   <pic:blipFill>
-                    <a:blip r:embed="rId35"/>
+                    <a:blip r:embed="rId36"/>
                     <a:stretch>
                       <a:fillRect/>
                     </a:stretch>
@@ -3832,6 +4332,442 @@
         <w:t xml:space="preserve">.</w:t>
       </w:r>
     </w:p>
+    <w:bookmarkStart w:id="39" w:name="X06c40c149de616d5395f06bf918791ad96ad1e6"/>
+    <w:p>
+      <w:pPr>
+        <w:pStyle w:val="Heading3"/>
+      </w:pPr>
+      <w:r>
+        <w:t xml:space="preserve">7.6A Full numerical — order, leaf order, height &amp; records held</w:t>
+      </w:r>
+    </w:p>
+    <w:p>
+      <w:pPr>
+        <w:pStyle w:val="FirstParagraph"/>
+      </w:pPr>
+      <w:r>
+        <w:t xml:space="preserve">A complete GATE-style problem that chains</w:t>
+      </w:r>
+      <w:r>
+        <w:t xml:space="preserve"> </w:t>
+      </w:r>
+      <w:r>
+        <w:rPr>
+          <w:b/>
+          <w:bCs/>
+        </w:rPr>
+        <w:t xml:space="preserve">internal order → leaf order → number</w:t>
+      </w:r>
+      <w:r>
+        <w:rPr>
+          <w:b/>
+          <w:bCs/>
+        </w:rPr>
+        <w:t xml:space="preserve"> </w:t>
+      </w:r>
+      <w:r>
+        <w:rPr>
+          <w:b/>
+          <w:bCs/>
+        </w:rPr>
+        <w:t xml:space="preserve">of levels → records addressable</w:t>
+      </w:r>
+      <w:r>
+        <w:t xml:space="preserve">. Watch the two</w:t>
+      </w:r>
+      <w:r>
+        <w:t xml:space="preserve"> </w:t>
+      </w:r>
+      <w:r>
+        <w:rPr>
+          <w:i/>
+          <w:iCs/>
+        </w:rPr>
+        <w:t xml:space="preserve">different</w:t>
+      </w:r>
+      <w:r>
+        <w:t xml:space="preserve"> </w:t>
+      </w:r>
+      <w:r>
+        <w:t xml:space="preserve">order formulas.</w:t>
+      </w:r>
+    </w:p>
+    <w:p>
+      <w:pPr>
+        <w:pStyle w:val="BlockText"/>
+      </w:pPr>
+      <w:r>
+        <w:rPr>
+          <w:b/>
+          <w:bCs/>
+        </w:rPr>
+        <w:t xml:space="preserve">Given:</w:t>
+      </w:r>
+      <w:r>
+        <w:t xml:space="preserve"> </w:t>
+      </w:r>
+      <w:r>
+        <w:t xml:space="preserve">block =</w:t>
+      </w:r>
+      <w:r>
+        <w:t xml:space="preserve"> </w:t>
+      </w:r>
+      <w:r>
+        <w:rPr>
+          <w:b/>
+          <w:bCs/>
+        </w:rPr>
+        <w:t xml:space="preserve">4096 B</w:t>
+      </w:r>
+      <w:r>
+        <w:t xml:space="preserve">, search-key =</w:t>
+      </w:r>
+      <w:r>
+        <w:t xml:space="preserve"> </w:t>
+      </w:r>
+      <w:r>
+        <w:rPr>
+          <w:b/>
+          <w:bCs/>
+        </w:rPr>
+        <w:t xml:space="preserve">4 B</w:t>
+      </w:r>
+      <w:r>
+        <w:t xml:space="preserve">, block-pointer (to another</w:t>
+      </w:r>
+      <w:r>
+        <w:t xml:space="preserve"> </w:t>
+      </w:r>
+      <w:r>
+        <w:t xml:space="preserve">index node) =</w:t>
+      </w:r>
+      <w:r>
+        <w:t xml:space="preserve"> </w:t>
+      </w:r>
+      <w:r>
+        <w:rPr>
+          <w:b/>
+          <w:bCs/>
+        </w:rPr>
+        <w:t xml:space="preserve">8 B</w:t>
+      </w:r>
+      <w:r>
+        <w:t xml:space="preserve">, record-pointer (to a data record) =</w:t>
+      </w:r>
+      <w:r>
+        <w:t xml:space="preserve"> </w:t>
+      </w:r>
+      <w:r>
+        <w:rPr>
+          <w:b/>
+          <w:bCs/>
+        </w:rPr>
+        <w:t xml:space="preserve">8 B</w:t>
+      </w:r>
+      <w:r>
+        <w:t xml:space="preserve">.</w:t>
+      </w:r>
+    </w:p>
+    <w:p>
+      <w:pPr>
+        <w:pStyle w:val="SourceCode"/>
+      </w:pPr>
+      <w:r>
+        <w:rPr>
+          <w:rStyle w:val="VerbatimChar"/>
+        </w:rPr>
+        <w:t xml:space="preserve">(1) INTERNAL order p  (p pointers + (p−1) keys):</w:t>
+      </w:r>
+      <w:r>
+        <w:br/>
+      </w:r>
+      <w:r>
+        <w:rPr>
+          <w:rStyle w:val="VerbatimChar"/>
+        </w:rPr>
+        <w:t xml:space="preserve">      8p + 4(p−1) ≤ 4096  →  12p ≤ 4100  →  p ≤ 341.6  →  p = 341</w:t>
+      </w:r>
+      <w:r>
+        <w:br/>
+      </w:r>
+      <w:r>
+        <w:rPr>
+          <w:rStyle w:val="VerbatimChar"/>
+        </w:rPr>
+        <w:t xml:space="preserve">      → an internal node fans out to up to 341 children.</w:t>
+      </w:r>
+      <w:r>
+        <w:br/>
+      </w:r>
+      <w:r>
+        <w:br/>
+      </w:r>
+      <w:r>
+        <w:rPr>
+          <w:rStyle w:val="VerbatimChar"/>
+        </w:rPr>
+        <w:t xml:space="preserve">(2) LEAF order p_leaf  ((key + record-ptr) pairs + one next-leaf pointer):</w:t>
+      </w:r>
+      <w:r>
+        <w:br/>
+      </w:r>
+      <w:r>
+        <w:rPr>
+          <w:rStyle w:val="VerbatimChar"/>
+        </w:rPr>
+        <w:t xml:space="preserve">      p_leaf·(4 + 8) + 8 ≤ 4096  →  12·p_leaf ≤ 4088  →  p_leaf ≤ 340.6</w:t>
+      </w:r>
+      <w:r>
+        <w:br/>
+      </w:r>
+      <w:r>
+        <w:rPr>
+          <w:rStyle w:val="VerbatimChar"/>
+        </w:rPr>
+        <w:t xml:space="preserve">      → p_leaf = 340   (a leaf holds up to 340 data entries).</w:t>
+      </w:r>
+      <w:r>
+        <w:br/>
+      </w:r>
+      <w:r>
+        <w:br/>
+      </w:r>
+      <w:r>
+        <w:rPr>
+          <w:rStyle w:val="VerbatimChar"/>
+        </w:rPr>
+        <w:t xml:space="preserve">(3) MAX records addressable at each height (best/most-full case):</w:t>
+      </w:r>
+      <w:r>
+        <w:br/>
+      </w:r>
+      <w:r>
+        <w:rPr>
+          <w:rStyle w:val="VerbatimChar"/>
+        </w:rPr>
+        <w:t xml:space="preserve">      height 1 (root is a leaf) : 340 records</w:t>
+      </w:r>
+      <w:r>
+        <w:br/>
+      </w:r>
+      <w:r>
+        <w:rPr>
+          <w:rStyle w:val="VerbatimChar"/>
+        </w:rPr>
+        <w:t xml:space="preserve">      height 2 : 341 leaves × 340        ≈ 115,940 records</w:t>
+      </w:r>
+      <w:r>
+        <w:br/>
+      </w:r>
+      <w:r>
+        <w:rPr>
+          <w:rStyle w:val="VerbatimChar"/>
+        </w:rPr>
+        <w:t xml:space="preserve">      height 3 : 341² leaves × 340       ≈ 39.5 million records</w:t>
+      </w:r>
+      <w:r>
+        <w:br/>
+      </w:r>
+      <w:r>
+        <w:rPr>
+          <w:rStyle w:val="VerbatimChar"/>
+        </w:rPr>
+        <w:t xml:space="preserve">      height 4 : 341³ × 340              ≈ 13.5 billion records</w:t>
+      </w:r>
+      <w:r>
+        <w:br/>
+      </w:r>
+      <w:r>
+        <w:br/>
+      </w:r>
+      <w:r>
+        <w:rPr>
+          <w:rStyle w:val="VerbatimChar"/>
+        </w:rPr>
+        <w:t xml:space="preserve">(4) SEARCH COST for a key among, say, 40 million records:</w:t>
+      </w:r>
+      <w:r>
+        <w:br/>
+      </w:r>
+      <w:r>
+        <w:rPr>
+          <w:rStyle w:val="VerbatimChar"/>
+        </w:rPr>
+        <w:t xml:space="preserve">      height = 3, so a root→leaf path = 3 index-block reads + 1 data-record read</w:t>
+      </w:r>
+      <w:r>
+        <w:br/>
+      </w:r>
+      <w:r>
+        <w:rPr>
+          <w:rStyle w:val="VerbatimChar"/>
+        </w:rPr>
+        <w:t xml:space="preserve">      = 4 disk accesses  (and internal levels are usually cached → ~1 real read).</w:t>
+      </w:r>
+    </w:p>
+    <w:p>
+      <w:pPr>
+        <w:pStyle w:val="BlockText"/>
+      </w:pPr>
+      <w:r>
+        <w:rPr>
+          <w:b/>
+          <w:bCs/>
+        </w:rPr>
+        <w:t xml:space="preserve">Two traps in one problem:</w:t>
+      </w:r>
+      <w:r>
+        <w:t xml:space="preserve"> </w:t>
+      </w:r>
+      <w:r>
+        <w:t xml:space="preserve">(a) internal order uses the</w:t>
+      </w:r>
+      <w:r>
+        <w:t xml:space="preserve"> </w:t>
+      </w:r>
+      <w:r>
+        <w:rPr>
+          <w:b/>
+          <w:bCs/>
+        </w:rPr>
+        <w:t xml:space="preserve">block-pointer</w:t>
+      </w:r>
+      <w:r>
+        <w:t xml:space="preserve"> </w:t>
+      </w:r>
+      <w:r>
+        <w:t xml:space="preserve">(8 B),</w:t>
+      </w:r>
+      <w:r>
+        <w:t xml:space="preserve"> </w:t>
+      </w:r>
+      <w:r>
+        <w:t xml:space="preserve">leaf order uses the</w:t>
+      </w:r>
+      <w:r>
+        <w:t xml:space="preserve"> </w:t>
+      </w:r>
+      <w:r>
+        <w:rPr>
+          <w:b/>
+          <w:bCs/>
+        </w:rPr>
+        <w:t xml:space="preserve">record-pointer</w:t>
+      </w:r>
+      <w:r>
+        <w:t xml:space="preserve"> </w:t>
+      </w:r>
+      <w:r>
+        <w:t xml:space="preserve">and an extra</w:t>
+      </w:r>
+      <w:r>
+        <w:t xml:space="preserve"> </w:t>
+      </w:r>
+      <w:r>
+        <w:rPr>
+          <w:b/>
+          <w:bCs/>
+        </w:rPr>
+        <w:t xml:space="preserve">next-leaf pointer</w:t>
+      </w:r>
+      <w:r>
+        <w:t xml:space="preserve"> </w:t>
+      </w:r>
+      <w:r>
+        <w:t xml:space="preserve">— they</w:t>
+      </w:r>
+      <w:r>
+        <w:t xml:space="preserve"> </w:t>
+      </w:r>
+      <w:r>
+        <w:t xml:space="preserve">give</w:t>
+      </w:r>
+      <w:r>
+        <w:t xml:space="preserve"> </w:t>
+      </w:r>
+      <w:r>
+        <w:rPr>
+          <w:i/>
+          <w:iCs/>
+        </w:rPr>
+        <w:t xml:space="preserve">different</w:t>
+      </w:r>
+      <w:r>
+        <w:t xml:space="preserve"> </w:t>
+      </w:r>
+      <w:r>
+        <w:t xml:space="preserve">orders (341 vs 340). (b)</w:t>
+      </w:r>
+      <w:r>
+        <w:t xml:space="preserve"> </w:t>
+      </w:r>
+      <w:r>
+        <w:t xml:space="preserve">“Height”</w:t>
+      </w:r>
+      <w:r>
+        <w:t xml:space="preserve"> </w:t>
+      </w:r>
+      <w:r>
+        <w:t xml:space="preserve">conventions differ: some texts</w:t>
+      </w:r>
+      <w:r>
+        <w:t xml:space="preserve"> </w:t>
+      </w:r>
+      <w:r>
+        <w:t xml:space="preserve">count</w:t>
+      </w:r>
+      <w:r>
+        <w:t xml:space="preserve"> </w:t>
+      </w:r>
+      <w:r>
+        <w:rPr>
+          <w:b/>
+          <w:bCs/>
+        </w:rPr>
+        <w:t xml:space="preserve">levels</w:t>
+      </w:r>
+      <w:r>
+        <w:t xml:space="preserve"> </w:t>
+      </w:r>
+      <w:r>
+        <w:t xml:space="preserve">(root = level 1), some count</w:t>
+      </w:r>
+      <w:r>
+        <w:t xml:space="preserve"> </w:t>
+      </w:r>
+      <w:r>
+        <w:rPr>
+          <w:b/>
+          <w:bCs/>
+        </w:rPr>
+        <w:t xml:space="preserve">edges</w:t>
+      </w:r>
+      <w:r>
+        <w:t xml:space="preserve"> </w:t>
+      </w:r>
+      <w:r>
+        <w:t xml:space="preserve">(root→leaf = height 2).</w:t>
+      </w:r>
+      <w:r>
+        <w:t xml:space="preserve"> </w:t>
+      </w:r>
+      <w:r>
+        <w:t xml:space="preserve">State your convention; the</w:t>
+      </w:r>
+      <w:r>
+        <w:t xml:space="preserve"> </w:t>
+      </w:r>
+      <w:r>
+        <w:rPr>
+          <w:b/>
+          <w:bCs/>
+        </w:rPr>
+        <w:t xml:space="preserve">number of block reads = number of levels</w:t>
+      </w:r>
+      <w:r>
+        <w:t xml:space="preserve">.</w:t>
+      </w:r>
+    </w:p>
     <w:p>
       <w:r>
         <w:pict>
@@ -3839,8 +4775,9 @@
         </w:pict>
       </w:r>
     </w:p>
-    <w:bookmarkEnd w:id="38"/>
-    <w:bookmarkStart w:id="42" w:name="b-tree-insertion-leaf-split-copy-up"/>
+    <w:bookmarkEnd w:id="39"/>
+    <w:bookmarkEnd w:id="40"/>
+    <w:bookmarkStart w:id="49" w:name="b-tree-insertion-leaf-split-copy-up"/>
     <w:p>
       <w:pPr>
         <w:pStyle w:val="Heading2"/>
@@ -3858,18 +4795,18 @@
           <wp:inline>
             <wp:extent cx="5334000" cy="3298703"/>
             <wp:effectExtent b="0" l="0" r="0" t="0"/>
-            <wp:docPr descr="B+ tree insertion: inserting 25 into a full leaf [10,20,30] overflows; the leaf splits into [10,20] and [25,30], and 25 (smallest of the right half) is copied up to the parent." title="" id="40" name="Picture"/>
+            <wp:docPr descr="B+ tree insertion: inserting 25 into a full leaf [10,20,30] overflows; the leaf splits into [10,20] and [25,30], and 25 (smallest of the right half) is copied up to the parent." title="" id="42" name="Picture"/>
             <a:graphic>
               <a:graphicData uri="http://schemas.openxmlformats.org/drawingml/2006/picture">
                 <pic:pic>
                   <pic:nvPicPr>
-                    <pic:cNvPr descr="images/74_bplus_insertion.png" id="41" name="Picture"/>
+                    <pic:cNvPr descr="images/74_bplus_insertion.png" id="43" name="Picture"/>
                     <pic:cNvPicPr>
                       <a:picLocks noChangeArrowheads="1" noChangeAspect="1"/>
                     </pic:cNvPicPr>
                   </pic:nvPicPr>
                   <pic:blipFill>
-                    <a:blip r:embed="rId39"/>
+                    <a:blip r:embed="rId41"/>
                     <a:stretch>
                       <a:fillRect/>
                     </a:stretch>
@@ -4443,21 +5380,13 @@
         <w:t xml:space="preserve">minimum-fill convention your exam/textbook states.)</w:t>
       </w:r>
     </w:p>
-    <w:p>
-      <w:r>
-        <w:pict>
-          <v:rect style="width:0;height:1.5pt" o:hralign="center" o:hrstd="t" o:hr="t"/>
-        </w:pict>
-      </w:r>
-    </w:p>
-    <w:bookmarkEnd w:id="42"/>
-    <w:bookmarkStart w:id="52" w:name="hashing-o1-lookups-by-key"/>
-    <w:p>
-      <w:pPr>
-        <w:pStyle w:val="Heading2"/>
-      </w:pPr>
-      <w:r>
-        <w:t xml:space="preserve">7.8 Hashing — O(1) Lookups by Key</w:t>
+    <w:bookmarkStart w:id="47" w:name="Xfb636c31a2db8b16834f81ce0b93c50893c139c"/>
+    <w:p>
+      <w:pPr>
+        <w:pStyle w:val="Heading3"/>
+      </w:pPr>
+      <w:r>
+        <w:t xml:space="preserve">7.7A Worked Insertion with an INTERNAL-node split (cascading up)</w:t>
       </w:r>
     </w:p>
     <w:p>
@@ -4465,96 +5394,75 @@
         <w:pStyle w:val="FirstParagraph"/>
       </w:pPr>
       <w:r>
-        <w:t xml:space="preserve">Indexes give O(log n);</w:t>
-      </w:r>
-      <w:r>
-        <w:t xml:space="preserve"> </w:t>
-      </w:r>
-      <w:r>
-        <w:rPr>
-          <w:b/>
-          <w:bCs/>
-        </w:rPr>
-        <w:t xml:space="preserve">hashing</w:t>
-      </w:r>
-      <w:r>
-        <w:t xml:space="preserve"> </w:t>
-      </w:r>
-      <w:r>
-        <w:t xml:space="preserve">aims for</w:t>
-      </w:r>
-      <w:r>
-        <w:t xml:space="preserve"> </w:t>
-      </w:r>
-      <w:r>
-        <w:rPr>
-          <w:b/>
-          <w:bCs/>
-        </w:rPr>
-        <w:t xml:space="preserve">O(1)</w:t>
-      </w:r>
-      <w:r>
-        <w:t xml:space="preserve"> </w:t>
-      </w:r>
-      <w:r>
-        <w:t xml:space="preserve">average lookups for</w:t>
-      </w:r>
-      <w:r>
-        <w:t xml:space="preserve"> </w:t>
-      </w:r>
-      <w:r>
-        <w:rPr>
-          <w:b/>
-          <w:bCs/>
-        </w:rPr>
-        <w:t xml:space="preserve">equality</w:t>
-      </w:r>
-      <w:r>
-        <w:t xml:space="preserve"> </w:t>
-      </w:r>
-      <w:r>
-        <w:t xml:space="preserve">searches. A</w:t>
-      </w:r>
-      <w:r>
-        <w:t xml:space="preserve"> </w:t>
-      </w:r>
-      <w:r>
-        <w:rPr>
-          <w:b/>
-          <w:bCs/>
-        </w:rPr>
-        <w:t xml:space="preserve">hash function</w:t>
-      </w:r>
-      <w:r>
-        <w:t xml:space="preserve"> </w:t>
-      </w:r>
-      <w:r>
-        <w:t xml:space="preserve">maps a key to a</w:t>
-      </w:r>
-      <w:r>
-        <w:t xml:space="preserve"> </w:t>
-      </w:r>
-      <w:r>
-        <w:rPr>
-          <w:b/>
-          <w:bCs/>
-        </w:rPr>
-        <w:t xml:space="preserve">bucket</w:t>
-      </w:r>
-      <w:r>
-        <w:t xml:space="preserve"> </w:t>
-      </w:r>
-      <w:r>
-        <w:t xml:space="preserve">(a block).</w:t>
-      </w:r>
-    </w:p>
-    <w:bookmarkStart w:id="46" w:name="static-hashing"/>
-    <w:p>
-      <w:pPr>
-        <w:pStyle w:val="Heading3"/>
-      </w:pPr>
-      <w:r>
-        <w:t xml:space="preserve">Static hashing</w:t>
+        <w:t xml:space="preserve">The 7.7 example split only a leaf. The next case is the one exams love: an insert</w:t>
+      </w:r>
+      <w:r>
+        <w:t xml:space="preserve"> </w:t>
+      </w:r>
+      <w:r>
+        <w:t xml:space="preserve">that</w:t>
+      </w:r>
+      <w:r>
+        <w:t xml:space="preserve"> </w:t>
+      </w:r>
+      <w:r>
+        <w:rPr>
+          <w:b/>
+          <w:bCs/>
+        </w:rPr>
+        <w:t xml:space="preserve">cascades</w:t>
+      </w:r>
+      <w:r>
+        <w:t xml:space="preserve"> </w:t>
+      </w:r>
+      <w:r>
+        <w:t xml:space="preserve">— a leaf split forces the parent to split too, growing a</w:t>
+      </w:r>
+      <w:r>
+        <w:t xml:space="preserve"> </w:t>
+      </w:r>
+      <w:r>
+        <w:rPr>
+          <w:b/>
+          <w:bCs/>
+        </w:rPr>
+        <w:t xml:space="preserve">new</w:t>
+      </w:r>
+      <w:r>
+        <w:rPr>
+          <w:b/>
+          <w:bCs/>
+        </w:rPr>
+        <w:t xml:space="preserve"> </w:t>
+      </w:r>
+      <w:r>
+        <w:rPr>
+          <w:b/>
+          <w:bCs/>
+        </w:rPr>
+        <w:t xml:space="preserve">root</w:t>
+      </w:r>
+      <w:r>
+        <w:t xml:space="preserve"> </w:t>
+      </w:r>
+      <w:r>
+        <w:t xml:space="preserve">(the</w:t>
+      </w:r>
+      <w:r>
+        <w:t xml:space="preserve"> </w:t>
+      </w:r>
+      <w:r>
+        <w:rPr>
+          <w:i/>
+          <w:iCs/>
+        </w:rPr>
+        <w:t xml:space="preserve">only</w:t>
+      </w:r>
+      <w:r>
+        <w:t xml:space="preserve"> </w:t>
+      </w:r>
+      <w:r>
+        <w:t xml:space="preserve">way a B+ tree gets taller).</w:t>
       </w:r>
     </w:p>
     <w:p>
@@ -4564,20 +5472,965 @@
       <w:r>
         <w:drawing>
           <wp:inline>
-            <wp:extent cx="5334000" cy="3136766"/>
+            <wp:extent cx="5334000" cy="2755510"/>
             <wp:effectExtent b="0" l="0" r="0" t="0"/>
-            <wp:docPr descr="Static hashing: h(key)=key mod 4 maps each key to one of 4 fixed buckets; collisions go to an overflow chain." title="" id="44" name="Picture"/>
+            <wp:docPr descr="Inserting 16 splits a leaf (copy-up 16), which overflows the root and forces an internal split that MOVES 16 up into a brand-new root, increasing tree height by one." title="" id="45" name="Picture"/>
             <a:graphic>
               <a:graphicData uri="http://schemas.openxmlformats.org/drawingml/2006/picture">
                 <pic:pic>
                   <pic:nvPicPr>
-                    <pic:cNvPr descr="images/75_static_hashing.png" id="45" name="Picture"/>
+                    <pic:cNvPr descr="images/175_bplus_internal_split.png" id="46" name="Picture"/>
                     <pic:cNvPicPr>
                       <a:picLocks noChangeArrowheads="1" noChangeAspect="1"/>
                     </pic:cNvPicPr>
                   </pic:nvPicPr>
                   <pic:blipFill>
-                    <a:blip r:embed="rId43"/>
+                    <a:blip r:embed="rId44"/>
+                    <a:stretch>
+                      <a:fillRect/>
+                    </a:stretch>
+                  </pic:blipFill>
+                  <pic:spPr bwMode="auto">
+                    <a:xfrm>
+                      <a:off x="0" y="0"/>
+                      <a:ext cx="5334000" cy="2755510"/>
+                    </a:xfrm>
+                    <a:prstGeom prst="rect">
+                      <a:avLst/>
+                    </a:prstGeom>
+                    <a:noFill/>
+                    <a:ln w="9525">
+                      <a:noFill/>
+                      <a:headEnd/>
+                      <a:tailEnd/>
+                    </a:ln>
+                  </pic:spPr>
+                </pic:pic>
+              </a:graphicData>
+            </a:graphic>
+          </wp:inline>
+        </w:drawing>
+      </w:r>
+    </w:p>
+    <w:p>
+      <w:pPr>
+        <w:pStyle w:val="ImageCaption"/>
+      </w:pPr>
+      <w:r>
+        <w:t xml:space="preserve">Inserting 16 splits a leaf (copy-up 16), which overflows the root and forces an internal split that MOVES 16 up into a brand-new root, increasing tree height by one.</w:t>
+      </w:r>
+    </w:p>
+    <w:p>
+      <w:pPr>
+        <w:pStyle w:val="BodyText"/>
+      </w:pPr>
+      <w:r>
+        <w:rPr>
+          <w:b/>
+          <w:bCs/>
+        </w:rPr>
+        <w:t xml:space="preserve">Setup:</w:t>
+      </w:r>
+      <w:r>
+        <w:t xml:space="preserve"> </w:t>
+      </w:r>
+      <w:r>
+        <w:t xml:space="preserve">order</w:t>
+      </w:r>
+      <w:r>
+        <w:t xml:space="preserve"> </w:t>
+      </w:r>
+      <w:r>
+        <w:rPr>
+          <w:rStyle w:val="VerbatimChar"/>
+        </w:rPr>
+        <w:t xml:space="preserve">p = 3</w:t>
+      </w:r>
+      <w:r>
+        <w:t xml:space="preserve"> </w:t>
+      </w:r>
+      <w:r>
+        <w:t xml:space="preserve">→ each node holds</w:t>
+      </w:r>
+      <w:r>
+        <w:t xml:space="preserve"> </w:t>
+      </w:r>
+      <w:r>
+        <w:rPr>
+          <w:b/>
+          <w:bCs/>
+        </w:rPr>
+        <w:t xml:space="preserve">max 2 keys</w:t>
+      </w:r>
+      <w:r>
+        <w:t xml:space="preserve"> </w:t>
+      </w:r>
+      <w:r>
+        <w:t xml:space="preserve">(and min 1). Start with</w:t>
+      </w:r>
+      <w:r>
+        <w:t xml:space="preserve"> </w:t>
+      </w:r>
+      <w:r>
+        <w:t xml:space="preserve">root</w:t>
+      </w:r>
+      <w:r>
+        <w:t xml:space="preserve"> </w:t>
+      </w:r>
+      <w:r>
+        <w:rPr>
+          <w:rStyle w:val="VerbatimChar"/>
+        </w:rPr>
+        <w:t xml:space="preserve">[13 | 24]</w:t>
+      </w:r>
+      <w:r>
+        <w:t xml:space="preserve"> </w:t>
+      </w:r>
+      <w:r>
+        <w:t xml:space="preserve">and leaves</w:t>
+      </w:r>
+      <w:r>
+        <w:t xml:space="preserve"> </w:t>
+      </w:r>
+      <w:r>
+        <w:rPr>
+          <w:rStyle w:val="VerbatimChar"/>
+        </w:rPr>
+        <w:t xml:space="preserve">[5,9] [13,20] [24,30]</w:t>
+      </w:r>
+      <w:r>
+        <w:t xml:space="preserve">.</w:t>
+      </w:r>
+    </w:p>
+    <w:p>
+      <w:pPr>
+        <w:pStyle w:val="SourceCode"/>
+      </w:pPr>
+      <w:r>
+        <w:rPr>
+          <w:rStyle w:val="VerbatimChar"/>
+        </w:rPr>
+        <w:t xml:space="preserve">Insert 16:</w:t>
+      </w:r>
+      <w:r>
+        <w:br/>
+      </w:r>
+      <w:r>
+        <w:rPr>
+          <w:rStyle w:val="VerbatimChar"/>
+        </w:rPr>
+        <w:t xml:space="preserve">  1. Route 16: 13 ≤ 16 &lt; 24  → goes to leaf [13,20].</w:t>
+      </w:r>
+      <w:r>
+        <w:br/>
+      </w:r>
+      <w:r>
+        <w:rPr>
+          <w:rStyle w:val="VerbatimChar"/>
+        </w:rPr>
+        <w:t xml:space="preserve">  2. Leaf becomes [13,16,20] → 3 keys &gt; max 2 → OVERFLOW → split.</w:t>
+      </w:r>
+      <w:r>
+        <w:br/>
+      </w:r>
+      <w:r>
+        <w:rPr>
+          <w:rStyle w:val="VerbatimChar"/>
+        </w:rPr>
+        <w:t xml:space="preserve">       left leaf = [13],  right leaf = [16,20]</w:t>
+      </w:r>
+      <w:r>
+        <w:br/>
+      </w:r>
+      <w:r>
+        <w:rPr>
+          <w:rStyle w:val="VerbatimChar"/>
+        </w:rPr>
+        <w:t xml:space="preserve">       COPY UP the smallest key of the right half = 16  → to parent.</w:t>
+      </w:r>
+      <w:r>
+        <w:br/>
+      </w:r>
+      <w:r>
+        <w:rPr>
+          <w:rStyle w:val="VerbatimChar"/>
+        </w:rPr>
+        <w:t xml:space="preserve">  3. Parent (root) [13,24] must absorb 16 → [13,16,24] → 3 keys &gt; max 2 → OVERFLOW.</w:t>
+      </w:r>
+      <w:r>
+        <w:br/>
+      </w:r>
+      <w:r>
+        <w:rPr>
+          <w:rStyle w:val="VerbatimChar"/>
+        </w:rPr>
+        <w:t xml:space="preserve">       This is an INTERNAL node → split by MOVING UP the middle key (16):</w:t>
+      </w:r>
+      <w:r>
+        <w:br/>
+      </w:r>
+      <w:r>
+        <w:rPr>
+          <w:rStyle w:val="VerbatimChar"/>
+        </w:rPr>
+        <w:t xml:space="preserve">         left internal = [13],  right internal = [24],  push 16 into a NEW root.</w:t>
+      </w:r>
+      <w:r>
+        <w:br/>
+      </w:r>
+      <w:r>
+        <w:rPr>
+          <w:rStyle w:val="VerbatimChar"/>
+        </w:rPr>
+        <w:t xml:space="preserve">  4. New root = [16]. Height increased by 1.</w:t>
+      </w:r>
+    </w:p>
+    <w:p>
+      <w:pPr>
+        <w:pStyle w:val="FirstParagraph"/>
+      </w:pPr>
+      <w:r>
+        <w:rPr>
+          <w:b/>
+          <w:bCs/>
+        </w:rPr>
+        <w:t xml:space="preserve">Final tree</w:t>
+      </w:r>
+      <w:r>
+        <w:t xml:space="preserve"> </w:t>
+      </w:r>
+      <w:r>
+        <w:t xml:space="preserve">(verify the routing is still correct):</w:t>
+      </w:r>
+    </w:p>
+    <w:p>
+      <w:pPr>
+        <w:pStyle w:val="SourceCode"/>
+      </w:pPr>
+      <w:r>
+        <w:rPr>
+          <w:rStyle w:val="VerbatimChar"/>
+        </w:rPr>
+        <w:t xml:space="preserve">                 [16]</w:t>
+      </w:r>
+      <w:r>
+        <w:br/>
+      </w:r>
+      <w:r>
+        <w:rPr>
+          <w:rStyle w:val="VerbatimChar"/>
+        </w:rPr>
+        <w:t xml:space="preserve">             /          \</w:t>
+      </w:r>
+      <w:r>
+        <w:br/>
+      </w:r>
+      <w:r>
+        <w:rPr>
+          <w:rStyle w:val="VerbatimChar"/>
+        </w:rPr>
+        <w:t xml:space="preserve">          [13]          [24]</w:t>
+      </w:r>
+      <w:r>
+        <w:br/>
+      </w:r>
+      <w:r>
+        <w:rPr>
+          <w:rStyle w:val="VerbatimChar"/>
+        </w:rPr>
+        <w:t xml:space="preserve">         /    \        /     \</w:t>
+      </w:r>
+      <w:r>
+        <w:br/>
+      </w:r>
+      <w:r>
+        <w:rPr>
+          <w:rStyle w:val="VerbatimChar"/>
+        </w:rPr>
+        <w:t xml:space="preserve">     [5,9]  [13]   [16,20]  [24,30]</w:t>
+      </w:r>
+    </w:p>
+    <w:p>
+      <w:pPr>
+        <w:pStyle w:val="BlockText"/>
+      </w:pPr>
+      <w:r>
+        <w:rPr>
+          <w:b/>
+          <w:bCs/>
+        </w:rPr>
+        <w:t xml:space="preserve">The two behaviours side by side (the classic MCQ trap):</w:t>
+      </w:r>
+      <w:r>
+        <w:t xml:space="preserve"> </w:t>
+      </w:r>
+      <w:r>
+        <w:t xml:space="preserve">-</w:t>
+      </w:r>
+      <w:r>
+        <w:t xml:space="preserve"> </w:t>
+      </w:r>
+      <w:r>
+        <w:rPr>
+          <w:b/>
+          <w:bCs/>
+        </w:rPr>
+        <w:t xml:space="preserve">Leaf split → COPY-UP:</w:t>
+      </w:r>
+      <w:r>
+        <w:t xml:space="preserve"> </w:t>
+      </w:r>
+      <w:r>
+        <w:t xml:space="preserve">the separator (16) is</w:t>
+      </w:r>
+      <w:r>
+        <w:t xml:space="preserve"> </w:t>
+      </w:r>
+      <w:r>
+        <w:rPr>
+          <w:b/>
+          <w:bCs/>
+        </w:rPr>
+        <w:t xml:space="preserve">copied</w:t>
+      </w:r>
+      <w:r>
+        <w:t xml:space="preserve"> </w:t>
+      </w:r>
+      <w:r>
+        <w:t xml:space="preserve">up</w:t>
+      </w:r>
+      <w:r>
+        <w:t xml:space="preserve"> </w:t>
+      </w:r>
+      <w:r>
+        <w:rPr>
+          <w:b/>
+          <w:bCs/>
+        </w:rPr>
+        <w:t xml:space="preserve">and kept</w:t>
+      </w:r>
+      <w:r>
+        <w:t xml:space="preserve"> </w:t>
+      </w:r>
+      <w:r>
+        <w:t xml:space="preserve">in the</w:t>
+      </w:r>
+      <w:r>
+        <w:t xml:space="preserve"> </w:t>
+      </w:r>
+      <w:r>
+        <w:t xml:space="preserve">right leaf</w:t>
+      </w:r>
+      <w:r>
+        <w:t xml:space="preserve"> </w:t>
+      </w:r>
+      <w:r>
+        <w:rPr>
+          <w:rStyle w:val="VerbatimChar"/>
+        </w:rPr>
+        <w:t xml:space="preserve">[16,20]</w:t>
+      </w:r>
+      <w:r>
+        <w:t xml:space="preserve"> </w:t>
+      </w:r>
+      <w:r>
+        <w:t xml:space="preserve">(every key must still be reachable in a leaf).</w:t>
+      </w:r>
+      <w:r>
+        <w:t xml:space="preserve"> </w:t>
+      </w:r>
+      <w:r>
+        <w:t xml:space="preserve">-</w:t>
+      </w:r>
+      <w:r>
+        <w:t xml:space="preserve"> </w:t>
+      </w:r>
+      <w:r>
+        <w:rPr>
+          <w:b/>
+          <w:bCs/>
+        </w:rPr>
+        <w:t xml:space="preserve">Internal split → MOVE-UP:</w:t>
+      </w:r>
+      <w:r>
+        <w:t xml:space="preserve"> </w:t>
+      </w:r>
+      <w:r>
+        <w:t xml:space="preserve">the middle key (16)</w:t>
+      </w:r>
+      <w:r>
+        <w:t xml:space="preserve"> </w:t>
+      </w:r>
+      <w:r>
+        <w:rPr>
+          <w:b/>
+          <w:bCs/>
+        </w:rPr>
+        <w:t xml:space="preserve">moves</w:t>
+      </w:r>
+      <w:r>
+        <w:t xml:space="preserve"> </w:t>
+      </w:r>
+      <w:r>
+        <w:t xml:space="preserve">up and is</w:t>
+      </w:r>
+      <w:r>
+        <w:t xml:space="preserve"> </w:t>
+      </w:r>
+      <w:r>
+        <w:rPr>
+          <w:b/>
+          <w:bCs/>
+        </w:rPr>
+        <w:t xml:space="preserve">removed</w:t>
+      </w:r>
+      <w:r>
+        <w:t xml:space="preserve"> </w:t>
+      </w:r>
+      <w:r>
+        <w:t xml:space="preserve">from the internal level (internal keys are pure routers, never data).</w:t>
+      </w:r>
+      <w:r>
+        <w:t xml:space="preserve"> </w:t>
+      </w:r>
+      <w:r>
+        <w:t xml:space="preserve">-</w:t>
+      </w:r>
+      <w:r>
+        <w:t xml:space="preserve"> </w:t>
+      </w:r>
+      <w:r>
+        <w:rPr>
+          <w:b/>
+          <w:bCs/>
+        </w:rPr>
+        <w:t xml:space="preserve">A B+ tree grows ONLY at the root</w:t>
+      </w:r>
+      <w:r>
+        <w:t xml:space="preserve"> </w:t>
+      </w:r>
+      <w:r>
+        <w:t xml:space="preserve">(via an internal split that creates a new</w:t>
+      </w:r>
+      <w:r>
+        <w:t xml:space="preserve"> </w:t>
+      </w:r>
+      <w:r>
+        <w:t xml:space="preserve">root) — that is why all leaves stay at the</w:t>
+      </w:r>
+      <w:r>
+        <w:t xml:space="preserve"> </w:t>
+      </w:r>
+      <w:r>
+        <w:rPr>
+          <w:b/>
+          <w:bCs/>
+        </w:rPr>
+        <w:t xml:space="preserve">same depth</w:t>
+      </w:r>
+      <w:r>
+        <w:t xml:space="preserve"> </w:t>
+      </w:r>
+      <w:r>
+        <w:t xml:space="preserve">(perfectly balanced).</w:t>
+      </w:r>
+    </w:p>
+    <w:bookmarkEnd w:id="47"/>
+    <w:bookmarkStart w:id="48" w:name="Xf93c6d744b988f17c817109ce49dc6e4c653a22"/>
+    <w:p>
+      <w:pPr>
+        <w:pStyle w:val="Heading3"/>
+      </w:pPr>
+      <w:r>
+        <w:t xml:space="preserve">7.7B Worked Deletion with borrow &amp; merge (underflow)</w:t>
+      </w:r>
+    </w:p>
+    <w:p>
+      <w:pPr>
+        <w:pStyle w:val="FirstParagraph"/>
+      </w:pPr>
+      <w:r>
+        <w:t xml:space="preserve">Deletion is the mirror image: remove the key, and if a node drops below its</w:t>
+      </w:r>
+      <w:r>
+        <w:t xml:space="preserve"> </w:t>
+      </w:r>
+      <w:r>
+        <w:rPr>
+          <w:b/>
+          <w:bCs/>
+        </w:rPr>
+        <w:t xml:space="preserve">minimum occupancy</w:t>
+      </w:r>
+      <w:r>
+        <w:t xml:space="preserve"> </w:t>
+      </w:r>
+      <w:r>
+        <w:t xml:space="preserve">it must</w:t>
+      </w:r>
+      <w:r>
+        <w:t xml:space="preserve"> </w:t>
+      </w:r>
+      <w:r>
+        <w:rPr>
+          <w:b/>
+          <w:bCs/>
+        </w:rPr>
+        <w:t xml:space="preserve">borrow</w:t>
+      </w:r>
+      <w:r>
+        <w:t xml:space="preserve"> </w:t>
+      </w:r>
+      <w:r>
+        <w:t xml:space="preserve">from a sibling (redistribute) or</w:t>
+      </w:r>
+      <w:r>
+        <w:t xml:space="preserve"> </w:t>
+      </w:r>
+      <w:r>
+        <w:rPr>
+          <w:b/>
+          <w:bCs/>
+        </w:rPr>
+        <w:t xml:space="preserve">merge</w:t>
+      </w:r>
+      <w:r>
+        <w:t xml:space="preserve">.</w:t>
+      </w:r>
+    </w:p>
+    <w:p>
+      <w:pPr>
+        <w:pStyle w:val="BodyText"/>
+      </w:pPr>
+      <w:r>
+        <w:rPr>
+          <w:b/>
+          <w:bCs/>
+        </w:rPr>
+        <w:t xml:space="preserve">Setup:</w:t>
+      </w:r>
+      <w:r>
+        <w:t xml:space="preserve"> </w:t>
+      </w:r>
+      <w:r>
+        <w:t xml:space="preserve">order</w:t>
+      </w:r>
+      <w:r>
+        <w:t xml:space="preserve"> </w:t>
+      </w:r>
+      <w:r>
+        <w:rPr>
+          <w:rStyle w:val="VerbatimChar"/>
+        </w:rPr>
+        <w:t xml:space="preserve">p = 3</w:t>
+      </w:r>
+      <w:r>
+        <w:t xml:space="preserve"> </w:t>
+      </w:r>
+      <w:r>
+        <w:t xml:space="preserve">(min 1 key per non-root node). Leaves</w:t>
+      </w:r>
+      <w:r>
+        <w:t xml:space="preserve"> </w:t>
+      </w:r>
+      <w:r>
+        <w:rPr>
+          <w:rStyle w:val="VerbatimChar"/>
+        </w:rPr>
+        <w:t xml:space="preserve">[5,7] [13,20] [24,30]</w:t>
+      </w:r>
+      <w:r>
+        <w:t xml:space="preserve"> </w:t>
+      </w:r>
+      <w:r>
+        <w:t xml:space="preserve">under root</w:t>
+      </w:r>
+      <w:r>
+        <w:t xml:space="preserve"> </w:t>
+      </w:r>
+      <w:r>
+        <w:rPr>
+          <w:rStyle w:val="VerbatimChar"/>
+        </w:rPr>
+        <w:t xml:space="preserve">[13 | 24]</w:t>
+      </w:r>
+      <w:r>
+        <w:t xml:space="preserve">.</w:t>
+      </w:r>
+    </w:p>
+    <w:p>
+      <w:pPr>
+        <w:pStyle w:val="SourceCode"/>
+      </w:pPr>
+      <w:r>
+        <w:rPr>
+          <w:rStyle w:val="VerbatimChar"/>
+        </w:rPr>
+        <w:t xml:space="preserve">Case A — BORROW (sibling has a spare key):</w:t>
+      </w:r>
+      <w:r>
+        <w:br/>
+      </w:r>
+      <w:r>
+        <w:rPr>
+          <w:rStyle w:val="VerbatimChar"/>
+        </w:rPr>
+        <w:t xml:space="preserve">  Delete 20  → leaf [13,20] becomes [13]  (still 1 key = min → OK, no underflow).</w:t>
+      </w:r>
+      <w:r>
+        <w:br/>
+      </w:r>
+      <w:r>
+        <w:rPr>
+          <w:rStyle w:val="VerbatimChar"/>
+        </w:rPr>
+        <w:t xml:space="preserve">  Delete 13  → leaf becomes []  → UNDERFLOW (below min 1).</w:t>
+      </w:r>
+      <w:r>
+        <w:br/>
+      </w:r>
+      <w:r>
+        <w:rPr>
+          <w:rStyle w:val="VerbatimChar"/>
+        </w:rPr>
+        <w:t xml:space="preserve">    Left sibling [5,7] has 2 keys (a spare) → BORROW its largest key 7.</w:t>
+      </w:r>
+      <w:r>
+        <w:br/>
+      </w:r>
+      <w:r>
+        <w:rPr>
+          <w:rStyle w:val="VerbatimChar"/>
+        </w:rPr>
+        <w:t xml:space="preserve">      leaf becomes [7]; and UPDATE the parent separator (7's old position) → 7.</w:t>
+      </w:r>
+      <w:r>
+        <w:br/>
+      </w:r>
+      <w:r>
+        <w:rPr>
+          <w:rStyle w:val="VerbatimChar"/>
+        </w:rPr>
+        <w:t xml:space="preserve">    Result: root [7 | 24], leaves [5] [7] [24,30].  Borrow = redistribute + fix separator.</w:t>
+      </w:r>
+      <w:r>
+        <w:br/>
+      </w:r>
+      <w:r>
+        <w:br/>
+      </w:r>
+      <w:r>
+        <w:rPr>
+          <w:rStyle w:val="VerbatimChar"/>
+        </w:rPr>
+        <w:t xml:space="preserve">Case B — MERGE (no sibling can spare a key):</w:t>
+      </w:r>
+      <w:r>
+        <w:br/>
+      </w:r>
+      <w:r>
+        <w:rPr>
+          <w:rStyle w:val="VerbatimChar"/>
+        </w:rPr>
+        <w:t xml:space="preserve">  Now delete 5 → leaf [5] becomes [] → UNDERFLOW.</w:t>
+      </w:r>
+      <w:r>
+        <w:br/>
+      </w:r>
+      <w:r>
+        <w:rPr>
+          <w:rStyle w:val="VerbatimChar"/>
+        </w:rPr>
+        <w:t xml:space="preserve">    Right sibling [7] has only 1 key (min) → cannot lend → MERGE the two leaves.</w:t>
+      </w:r>
+      <w:r>
+        <w:br/>
+      </w:r>
+      <w:r>
+        <w:rPr>
+          <w:rStyle w:val="VerbatimChar"/>
+        </w:rPr>
+        <w:t xml:space="preserve">      merged leaf = [7]; DROP the separator (7) from the parent.</w:t>
+      </w:r>
+      <w:r>
+        <w:br/>
+      </w:r>
+      <w:r>
+        <w:rPr>
+          <w:rStyle w:val="VerbatimChar"/>
+        </w:rPr>
+        <w:t xml:space="preserve">    Parent loses a key/pointer → may itself underflow → the merge can CASCADE up</w:t>
+      </w:r>
+      <w:r>
+        <w:br/>
+      </w:r>
+      <w:r>
+        <w:rPr>
+          <w:rStyle w:val="VerbatimChar"/>
+        </w:rPr>
+        <w:t xml:space="preserve">    (a merge at the root that empties it shrinks the tree's height by 1).</w:t>
+      </w:r>
+    </w:p>
+    <w:p>
+      <w:pPr>
+        <w:pStyle w:val="BlockText"/>
+      </w:pPr>
+      <w:r>
+        <w:rPr>
+          <w:b/>
+          <w:bCs/>
+        </w:rPr>
+        <w:t xml:space="preserve">Borrow vs merge — the rule:</w:t>
+      </w:r>
+      <w:r>
+        <w:t xml:space="preserve"> </w:t>
+      </w:r>
+      <w:r>
+        <w:t xml:space="preserve">on underflow,</w:t>
+      </w:r>
+      <w:r>
+        <w:t xml:space="preserve"> </w:t>
+      </w:r>
+      <w:r>
+        <w:rPr>
+          <w:b/>
+          <w:bCs/>
+        </w:rPr>
+        <w:t xml:space="preserve">borrow</w:t>
+      </w:r>
+      <w:r>
+        <w:t xml:space="preserve"> </w:t>
+      </w:r>
+      <w:r>
+        <w:t xml:space="preserve">if an adjacent sibling</w:t>
+      </w:r>
+      <w:r>
+        <w:t xml:space="preserve"> </w:t>
+      </w:r>
+      <w:r>
+        <w:t xml:space="preserve">has</w:t>
+      </w:r>
+      <w:r>
+        <w:t xml:space="preserve"> </w:t>
+      </w:r>
+      <w:r>
+        <w:rPr>
+          <w:b/>
+          <w:bCs/>
+        </w:rPr>
+        <w:t xml:space="preserve">more than the minimum</w:t>
+      </w:r>
+      <w:r>
+        <w:t xml:space="preserve"> </w:t>
+      </w:r>
+      <w:r>
+        <w:t xml:space="preserve">keys (cheap, local); otherwise</w:t>
+      </w:r>
+      <w:r>
+        <w:t xml:space="preserve"> </w:t>
+      </w:r>
+      <w:r>
+        <w:rPr>
+          <w:b/>
+          <w:bCs/>
+        </w:rPr>
+        <w:t xml:space="preserve">merge</w:t>
+      </w:r>
+      <w:r>
+        <w:t xml:space="preserve"> </w:t>
+      </w:r>
+      <w:r>
+        <w:t xml:space="preserve">with a</w:t>
+      </w:r>
+      <w:r>
+        <w:t xml:space="preserve"> </w:t>
+      </w:r>
+      <w:r>
+        <w:t xml:space="preserve">sibling and pull the separator down, which may</w:t>
+      </w:r>
+      <w:r>
+        <w:t xml:space="preserve"> </w:t>
+      </w:r>
+      <w:r>
+        <w:rPr>
+          <w:b/>
+          <w:bCs/>
+        </w:rPr>
+        <w:t xml:space="preserve">propagate</w:t>
+      </w:r>
+      <w:r>
+        <w:t xml:space="preserve"> </w:t>
+      </w:r>
+      <w:r>
+        <w:t xml:space="preserve">upward. A</w:t>
+      </w:r>
+      <w:r>
+        <w:t xml:space="preserve"> </w:t>
+      </w:r>
+      <w:r>
+        <w:rPr>
+          <w:b/>
+          <w:bCs/>
+        </w:rPr>
+        <w:t xml:space="preserve">merge is</w:t>
+      </w:r>
+      <w:r>
+        <w:rPr>
+          <w:b/>
+          <w:bCs/>
+        </w:rPr>
+        <w:t xml:space="preserve"> </w:t>
+      </w:r>
+      <w:r>
+        <w:rPr>
+          <w:b/>
+          <w:bCs/>
+        </w:rPr>
+        <w:t xml:space="preserve">the only way a B+ tree shrinks in height</w:t>
+      </w:r>
+      <w:r>
+        <w:t xml:space="preserve"> </w:t>
+      </w:r>
+      <w:r>
+        <w:t xml:space="preserve">— the exact dual of a root split.</w:t>
+      </w:r>
+    </w:p>
+    <w:p>
+      <w:r>
+        <w:pict>
+          <v:rect style="width:0;height:1.5pt" o:hralign="center" o:hrstd="t" o:hr="t"/>
+        </w:pict>
+      </w:r>
+    </w:p>
+    <w:bookmarkEnd w:id="48"/>
+    <w:bookmarkEnd w:id="49"/>
+    <w:bookmarkStart w:id="63" w:name="hashing-o1-lookups-by-key"/>
+    <w:p>
+      <w:pPr>
+        <w:pStyle w:val="Heading2"/>
+      </w:pPr>
+      <w:r>
+        <w:t xml:space="preserve">7.8 Hashing — O(1) Lookups by Key</w:t>
+      </w:r>
+    </w:p>
+    <w:p>
+      <w:pPr>
+        <w:pStyle w:val="FirstParagraph"/>
+      </w:pPr>
+      <w:r>
+        <w:t xml:space="preserve">Indexes give O(log n);</w:t>
+      </w:r>
+      <w:r>
+        <w:t xml:space="preserve"> </w:t>
+      </w:r>
+      <w:r>
+        <w:rPr>
+          <w:b/>
+          <w:bCs/>
+        </w:rPr>
+        <w:t xml:space="preserve">hashing</w:t>
+      </w:r>
+      <w:r>
+        <w:t xml:space="preserve"> </w:t>
+      </w:r>
+      <w:r>
+        <w:t xml:space="preserve">aims for</w:t>
+      </w:r>
+      <w:r>
+        <w:t xml:space="preserve"> </w:t>
+      </w:r>
+      <w:r>
+        <w:rPr>
+          <w:b/>
+          <w:bCs/>
+        </w:rPr>
+        <w:t xml:space="preserve">O(1)</w:t>
+      </w:r>
+      <w:r>
+        <w:t xml:space="preserve"> </w:t>
+      </w:r>
+      <w:r>
+        <w:t xml:space="preserve">average lookups for</w:t>
+      </w:r>
+      <w:r>
+        <w:t xml:space="preserve"> </w:t>
+      </w:r>
+      <w:r>
+        <w:rPr>
+          <w:b/>
+          <w:bCs/>
+        </w:rPr>
+        <w:t xml:space="preserve">equality</w:t>
+      </w:r>
+      <w:r>
+        <w:t xml:space="preserve"> </w:t>
+      </w:r>
+      <w:r>
+        <w:t xml:space="preserve">searches. A</w:t>
+      </w:r>
+      <w:r>
+        <w:t xml:space="preserve"> </w:t>
+      </w:r>
+      <w:r>
+        <w:rPr>
+          <w:b/>
+          <w:bCs/>
+        </w:rPr>
+        <w:t xml:space="preserve">hash function</w:t>
+      </w:r>
+      <w:r>
+        <w:t xml:space="preserve"> </w:t>
+      </w:r>
+      <w:r>
+        <w:t xml:space="preserve">maps a key to a</w:t>
+      </w:r>
+      <w:r>
+        <w:t xml:space="preserve"> </w:t>
+      </w:r>
+      <w:r>
+        <w:rPr>
+          <w:b/>
+          <w:bCs/>
+        </w:rPr>
+        <w:t xml:space="preserve">bucket</w:t>
+      </w:r>
+      <w:r>
+        <w:t xml:space="preserve"> </w:t>
+      </w:r>
+      <w:r>
+        <w:t xml:space="preserve">(a block).</w:t>
+      </w:r>
+    </w:p>
+    <w:bookmarkStart w:id="53" w:name="static-hashing"/>
+    <w:p>
+      <w:pPr>
+        <w:pStyle w:val="Heading3"/>
+      </w:pPr>
+      <w:r>
+        <w:t xml:space="preserve">Static hashing</w:t>
+      </w:r>
+    </w:p>
+    <w:p>
+      <w:pPr>
+        <w:pStyle w:val="CaptionedFigure"/>
+      </w:pPr>
+      <w:r>
+        <w:drawing>
+          <wp:inline>
+            <wp:extent cx="5334000" cy="3136766"/>
+            <wp:effectExtent b="0" l="0" r="0" t="0"/>
+            <wp:docPr descr="Static hashing: h(key)=key mod 4 maps each key to one of 4 fixed buckets; collisions go to an overflow chain." title="" id="51" name="Picture"/>
+            <a:graphic>
+              <a:graphicData uri="http://schemas.openxmlformats.org/drawingml/2006/picture">
+                <pic:pic>
+                  <pic:nvPicPr>
+                    <pic:cNvPr descr="images/75_static_hashing.png" id="52" name="Picture"/>
+                    <pic:cNvPicPr>
+                      <a:picLocks noChangeArrowheads="1" noChangeAspect="1"/>
+                    </pic:cNvPicPr>
+                  </pic:nvPicPr>
+                  <pic:blipFill>
+                    <a:blip r:embed="rId50"/>
                     <a:stretch>
                       <a:fillRect/>
                     </a:stretch>
@@ -4923,8 +6776,8 @@
         <w:t xml:space="preserve">.</w:t>
       </w:r>
     </w:p>
-    <w:bookmarkEnd w:id="46"/>
-    <w:bookmarkStart w:id="50" w:name="extendible-hashing-dynamic"/>
+    <w:bookmarkEnd w:id="53"/>
+    <w:bookmarkStart w:id="61" w:name="extendible-hashing-dynamic"/>
     <w:p>
       <w:pPr>
         <w:pStyle w:val="Heading3"/>
@@ -4942,18 +6795,18 @@
           <wp:inline>
             <wp:extent cx="5334000" cy="3353869"/>
             <wp:effectExtent b="0" l="0" r="0" t="0"/>
-            <wp:docPr descr="Extendible hashing: a directory addressed by the first d bits (global depth) of the hash points to buckets with their own local depth; overflow either splits a bucket or doubles the directory." title="" id="48" name="Picture"/>
+            <wp:docPr descr="Extendible hashing: a directory addressed by the first d bits (global depth) of the hash points to buckets with their own local depth; overflow either splits a bucket or doubles the directory." title="" id="55" name="Picture"/>
             <a:graphic>
               <a:graphicData uri="http://schemas.openxmlformats.org/drawingml/2006/picture">
                 <pic:pic>
                   <pic:nvPicPr>
-                    <pic:cNvPr descr="images/76_extendible_hashing.png" id="49" name="Picture"/>
+                    <pic:cNvPr descr="images/76_extendible_hashing.png" id="56" name="Picture"/>
                     <pic:cNvPicPr>
                       <a:picLocks noChangeArrowheads="1" noChangeAspect="1"/>
                     </pic:cNvPicPr>
                   </pic:nvPicPr>
                   <pic:blipFill>
-                    <a:blip r:embed="rId47"/>
+                    <a:blip r:embed="rId54"/>
                     <a:stretch>
                       <a:fillRect/>
                     </a:stretch>
@@ -5352,163 +7205,13 @@
         <w:t xml:space="preserve">extendible hashing is the one GATE tests in detail.</w:t>
       </w:r>
     </w:p>
-    <w:bookmarkEnd w:id="50"/>
-    <w:bookmarkStart w:id="51" w:name="hashing-vs-b-tree"/>
-    <w:p>
-      <w:pPr>
-        <w:pStyle w:val="Heading3"/>
-      </w:pPr>
-      <w:r>
-        <w:t xml:space="preserve">Hashing vs B+ tree</w:t>
-      </w:r>
-    </w:p>
-    <w:p>
-      <w:pPr>
-        <w:pStyle w:val="BlockText"/>
-      </w:pPr>
-      <w:r>
-        <w:rPr>
-          <w:b/>
-          <w:bCs/>
-        </w:rPr>
-        <w:t xml:space="preserve">Decision:</w:t>
-      </w:r>
-      <w:r>
-        <w:t xml:space="preserve"> </w:t>
-      </w:r>
-      <w:r>
-        <w:rPr>
-          <w:b/>
-          <w:bCs/>
-        </w:rPr>
-        <w:t xml:space="preserve">hash</w:t>
-      </w:r>
-      <w:r>
-        <w:t xml:space="preserve"> </w:t>
-      </w:r>
-      <w:r>
-        <w:t xml:space="preserve">= O(1) for</w:t>
-      </w:r>
-      <w:r>
-        <w:t xml:space="preserve"> </w:t>
-      </w:r>
-      <w:r>
-        <w:rPr>
-          <w:b/>
-          <w:bCs/>
-        </w:rPr>
-        <w:t xml:space="preserve">exact-match</w:t>
-      </w:r>
-      <w:r>
-        <w:t xml:space="preserve"> </w:t>
-      </w:r>
-      <w:r>
-        <w:t xml:space="preserve">(</w:t>
-      </w:r>
-      <w:r>
-        <w:rPr>
-          <w:rStyle w:val="VerbatimChar"/>
-        </w:rPr>
-        <w:t xml:space="preserve">WHERE id = 5</w:t>
-      </w:r>
-      <w:r>
-        <w:t xml:space="preserve">) but</w:t>
-      </w:r>
-      <w:r>
-        <w:t xml:space="preserve"> </w:t>
-      </w:r>
-      <w:r>
-        <w:rPr>
-          <w:b/>
-          <w:bCs/>
-        </w:rPr>
-        <w:t xml:space="preserve">useless</w:t>
-      </w:r>
-      <w:r>
-        <w:rPr>
-          <w:b/>
-          <w:bCs/>
-        </w:rPr>
-        <w:t xml:space="preserve"> </w:t>
-      </w:r>
-      <w:r>
-        <w:rPr>
-          <w:b/>
-          <w:bCs/>
-        </w:rPr>
-        <w:t xml:space="preserve">for ranges</w:t>
-      </w:r>
-      <w:r>
-        <w:t xml:space="preserve"> </w:t>
-      </w:r>
-      <w:r>
-        <w:t xml:space="preserve">(it scatters neighbouring keys).</w:t>
-      </w:r>
-      <w:r>
-        <w:t xml:space="preserve"> </w:t>
-      </w:r>
-      <w:r>
-        <w:rPr>
-          <w:b/>
-          <w:bCs/>
-        </w:rPr>
-        <w:t xml:space="preserve">B+ tree</w:t>
-      </w:r>
-      <w:r>
-        <w:t xml:space="preserve"> </w:t>
-      </w:r>
-      <w:r>
-        <w:t xml:space="preserve">= O(log n) but handles</w:t>
-      </w:r>
-      <w:r>
-        <w:t xml:space="preserve"> </w:t>
-      </w:r>
-      <w:r>
-        <w:rPr>
-          <w:b/>
-          <w:bCs/>
-        </w:rPr>
-        <w:t xml:space="preserve">both</w:t>
-      </w:r>
-      <w:r>
-        <w:t xml:space="preserve"> </w:t>
-      </w:r>
-      <w:r>
-        <w:t xml:space="preserve">equality</w:t>
-      </w:r>
-      <w:r>
-        <w:t xml:space="preserve"> </w:t>
-      </w:r>
-      <w:r>
-        <w:rPr>
-          <w:i/>
-          <w:iCs/>
-        </w:rPr>
-        <w:t xml:space="preserve">and</w:t>
-      </w:r>
-      <w:r>
-        <w:t xml:space="preserve"> </w:t>
-      </w:r>
-      <w:r>
-        <w:t xml:space="preserve">ranges/sorting. That’s why B+ tree is the default index.</w:t>
-      </w:r>
-    </w:p>
-    <w:p>
-      <w:r>
-        <w:pict>
-          <v:rect style="width:0;height:1.5pt" o:hralign="center" o:hrstd="t" o:hr="t"/>
-        </w:pict>
-      </w:r>
-    </w:p>
-    <w:bookmarkEnd w:id="51"/>
-    <w:bookmarkEnd w:id="52"/>
-    <w:bookmarkStart w:id="56" w:name="bitmap-index"/>
-    <w:p>
-      <w:pPr>
-        <w:pStyle w:val="Heading2"/>
-      </w:pPr>
-      <w:r>
-        <w:t xml:space="preserve">7.9 Bitmap Index</w:t>
+    <w:bookmarkStart w:id="60" w:name="X1bd143e68e6f7f5d91bd5170c87726436d72f93"/>
+    <w:p>
+      <w:pPr>
+        <w:pStyle w:val="Heading4"/>
+      </w:pPr>
+      <w:r>
+        <w:t xml:space="preserve">Extendible hashing — worked trace (directory doubling)</w:t>
       </w:r>
     </w:p>
     <w:p>
@@ -5518,20 +7221,737 @@
       <w:r>
         <w:drawing>
           <wp:inline>
-            <wp:extent cx="5334000" cy="2919663"/>
+            <wp:extent cx="5334000" cy="2753967"/>
             <wp:effectExtent b="0" l="0" r="0" t="0"/>
-            <wp:docPr descr="Bitmap index: one bit-vector per distinct column value; a query reads the matching bitmap (and ANDs/ORs bitmaps for multi-condition queries)." title="" id="54" name="Picture"/>
+            <wp:docPr descr="A full bucket whose local depth equals the global depth forces the directory to double; only that one bucket splits while the others are simply shared by two directory entries." title="" id="58" name="Picture"/>
             <a:graphic>
               <a:graphicData uri="http://schemas.openxmlformats.org/drawingml/2006/picture">
                 <pic:pic>
                   <pic:nvPicPr>
-                    <pic:cNvPr descr="images/77_bitmap_index.png" id="55" name="Picture"/>
+                    <pic:cNvPr descr="images/176_extendible_doubling.png" id="59" name="Picture"/>
                     <pic:cNvPicPr>
                       <a:picLocks noChangeArrowheads="1" noChangeAspect="1"/>
                     </pic:cNvPicPr>
                   </pic:nvPicPr>
                   <pic:blipFill>
-                    <a:blip r:embed="rId53"/>
+                    <a:blip r:embed="rId57"/>
+                    <a:stretch>
+                      <a:fillRect/>
+                    </a:stretch>
+                  </pic:blipFill>
+                  <pic:spPr bwMode="auto">
+                    <a:xfrm>
+                      <a:off x="0" y="0"/>
+                      <a:ext cx="5334000" cy="2753967"/>
+                    </a:xfrm>
+                    <a:prstGeom prst="rect">
+                      <a:avLst/>
+                    </a:prstGeom>
+                    <a:noFill/>
+                    <a:ln w="9525">
+                      <a:noFill/>
+                      <a:headEnd/>
+                      <a:tailEnd/>
+                    </a:ln>
+                  </pic:spPr>
+                </pic:pic>
+              </a:graphicData>
+            </a:graphic>
+          </wp:inline>
+        </w:drawing>
+      </w:r>
+    </w:p>
+    <w:p>
+      <w:pPr>
+        <w:pStyle w:val="ImageCaption"/>
+      </w:pPr>
+      <w:r>
+        <w:t xml:space="preserve">A full bucket whose local depth equals the global depth forces the directory to double; only that one bucket splits while the others are simply shared by two directory entries.</w:t>
+      </w:r>
+    </w:p>
+    <w:p>
+      <w:pPr>
+        <w:pStyle w:val="BodyText"/>
+      </w:pPr>
+      <w:r>
+        <w:rPr>
+          <w:b/>
+          <w:bCs/>
+        </w:rPr>
+        <w:t xml:space="preserve">Setup:</w:t>
+      </w:r>
+      <w:r>
+        <w:t xml:space="preserve"> </w:t>
+      </w:r>
+      <w:r>
+        <w:t xml:space="preserve">bucket capacity =</w:t>
+      </w:r>
+      <w:r>
+        <w:t xml:space="preserve"> </w:t>
+      </w:r>
+      <w:r>
+        <w:rPr>
+          <w:b/>
+          <w:bCs/>
+        </w:rPr>
+        <w:t xml:space="preserve">2</w:t>
+      </w:r>
+      <w:r>
+        <w:t xml:space="preserve"> </w:t>
+      </w:r>
+      <w:r>
+        <w:t xml:space="preserve">records; hash on the</w:t>
+      </w:r>
+      <w:r>
+        <w:t xml:space="preserve"> </w:t>
+      </w:r>
+      <w:r>
+        <w:rPr>
+          <w:b/>
+          <w:bCs/>
+        </w:rPr>
+        <w:t xml:space="preserve">low-order bits</w:t>
+      </w:r>
+      <w:r>
+        <w:t xml:space="preserve"> </w:t>
+      </w:r>
+      <w:r>
+        <w:t xml:space="preserve">of the</w:t>
+      </w:r>
+      <w:r>
+        <w:t xml:space="preserve"> </w:t>
+      </w:r>
+      <w:r>
+        <w:t xml:space="preserve">key (so key</w:t>
+      </w:r>
+      <w:r>
+        <w:t xml:space="preserve"> </w:t>
+      </w:r>
+      <w:r>
+        <w:rPr>
+          <w:rStyle w:val="VerbatimChar"/>
+        </w:rPr>
+        <w:t xml:space="preserve">k</w:t>
+      </w:r>
+      <w:r>
+        <w:t xml:space="preserve"> </w:t>
+      </w:r>
+      <w:r>
+        <w:t xml:space="preserve">is placed by the last</w:t>
+      </w:r>
+      <w:r>
+        <w:t xml:space="preserve"> </w:t>
+      </w:r>
+      <w:r>
+        <w:rPr>
+          <w:rStyle w:val="VerbatimChar"/>
+        </w:rPr>
+        <w:t xml:space="preserve">d</w:t>
+      </w:r>
+      <w:r>
+        <w:t xml:space="preserve"> </w:t>
+      </w:r>
+      <w:r>
+        <w:t xml:space="preserve">bits of</w:t>
+      </w:r>
+      <w:r>
+        <w:t xml:space="preserve"> </w:t>
+      </w:r>
+      <w:r>
+        <w:rPr>
+          <w:rStyle w:val="VerbatimChar"/>
+        </w:rPr>
+        <w:t xml:space="preserve">k</w:t>
+      </w:r>
+      <w:r>
+        <w:t xml:space="preserve">, where</w:t>
+      </w:r>
+      <w:r>
+        <w:t xml:space="preserve"> </w:t>
+      </w:r>
+      <w:r>
+        <w:rPr>
+          <w:rStyle w:val="VerbatimChar"/>
+        </w:rPr>
+        <w:t xml:space="preserve">d</w:t>
+      </w:r>
+      <w:r>
+        <w:t xml:space="preserve"> </w:t>
+      </w:r>
+      <w:r>
+        <w:t xml:space="preserve">= global depth).</w:t>
+      </w:r>
+      <w:r>
+        <w:t xml:space="preserve"> </w:t>
+      </w:r>
+      <w:r>
+        <w:t xml:space="preserve">Start at</w:t>
+      </w:r>
+      <w:r>
+        <w:t xml:space="preserve"> </w:t>
+      </w:r>
+      <w:r>
+        <w:rPr>
+          <w:b/>
+          <w:bCs/>
+        </w:rPr>
+        <w:t xml:space="preserve">global depth d = 1</w:t>
+      </w:r>
+      <w:r>
+        <w:t xml:space="preserve">, directory</w:t>
+      </w:r>
+      <w:r>
+        <w:t xml:space="preserve"> </w:t>
+      </w:r>
+      <w:r>
+        <w:rPr>
+          <w:rStyle w:val="VerbatimChar"/>
+        </w:rPr>
+        <w:t xml:space="preserve">{0, 1}</w:t>
+      </w:r>
+      <w:r>
+        <w:t xml:space="preserve">:</w:t>
+      </w:r>
+    </w:p>
+    <w:p>
+      <w:pPr>
+        <w:pStyle w:val="SourceCode"/>
+      </w:pPr>
+      <w:r>
+        <w:rPr>
+          <w:rStyle w:val="VerbatimChar"/>
+        </w:rPr>
+        <w:t xml:space="preserve">State:  d = 1</w:t>
+      </w:r>
+      <w:r>
+        <w:br/>
+      </w:r>
+      <w:r>
+        <w:rPr>
+          <w:rStyle w:val="VerbatimChar"/>
+        </w:rPr>
+        <w:t xml:space="preserve">  dir[0] → bucket A (local depth 1) : {4, 12}      (…0 in the last bit)</w:t>
+      </w:r>
+      <w:r>
+        <w:br/>
+      </w:r>
+      <w:r>
+        <w:rPr>
+          <w:rStyle w:val="VerbatimChar"/>
+        </w:rPr>
+        <w:t xml:space="preserve">  dir[1] → bucket B (local depth 1) : {5, 13}      (…1 in the last bit)   ← FULL</w:t>
+      </w:r>
+      <w:r>
+        <w:br/>
+      </w:r>
+      <w:r>
+        <w:br/>
+      </w:r>
+      <w:r>
+        <w:rPr>
+          <w:rStyle w:val="VerbatimChar"/>
+        </w:rPr>
+        <w:t xml:space="preserve">Insert 7  (7 = …0111, last bit = 1) → must go to bucket B.</w:t>
+      </w:r>
+      <w:r>
+        <w:br/>
+      </w:r>
+      <w:r>
+        <w:rPr>
+          <w:rStyle w:val="VerbatimChar"/>
+        </w:rPr>
+        <w:t xml:space="preserve">  B is FULL and local_depth(B) == global_depth (1 == 1)</w:t>
+      </w:r>
+      <w:r>
+        <w:br/>
+      </w:r>
+      <w:r>
+        <w:rPr>
+          <w:rStyle w:val="VerbatimChar"/>
+        </w:rPr>
+        <w:t xml:space="preserve">  → DOUBLE the directory: d becomes 2, entries {00, 01, 10, 11}.</w:t>
+      </w:r>
+      <w:r>
+        <w:br/>
+      </w:r>
+      <w:r>
+        <w:rPr>
+          <w:rStyle w:val="VerbatimChar"/>
+        </w:rPr>
+        <w:t xml:space="preserve">  → SPLIT bucket B using the last 2 bits:</w:t>
+      </w:r>
+      <w:r>
+        <w:br/>
+      </w:r>
+      <w:r>
+        <w:rPr>
+          <w:rStyle w:val="VerbatimChar"/>
+        </w:rPr>
+        <w:t xml:space="preserve">       B0 (local 2) holds keys ending 01 : {5, 13}   (5=…01, 13=…01)</w:t>
+      </w:r>
+      <w:r>
+        <w:br/>
+      </w:r>
+      <w:r>
+        <w:rPr>
+          <w:rStyle w:val="VerbatimChar"/>
+        </w:rPr>
+        <w:t xml:space="preserve">       B1 (local 2) holds keys ending 11 : {7}       (7=…11)</w:t>
+      </w:r>
+      <w:r>
+        <w:br/>
+      </w:r>
+      <w:r>
+        <w:rPr>
+          <w:rStyle w:val="VerbatimChar"/>
+        </w:rPr>
+        <w:t xml:space="preserve">  → bucket A was NOT touched: its local depth stays 1, so BOTH dir[00] and dir[10]</w:t>
+      </w:r>
+      <w:r>
+        <w:br/>
+      </w:r>
+      <w:r>
+        <w:rPr>
+          <w:rStyle w:val="VerbatimChar"/>
+        </w:rPr>
+        <w:t xml:space="preserve">    still point to the same A (no rehash of A's records).</w:t>
+      </w:r>
+      <w:r>
+        <w:br/>
+      </w:r>
+      <w:r>
+        <w:br/>
+      </w:r>
+      <w:r>
+        <w:rPr>
+          <w:rStyle w:val="VerbatimChar"/>
+        </w:rPr>
+        <w:t xml:space="preserve">State:  d = 2</w:t>
+      </w:r>
+      <w:r>
+        <w:br/>
+      </w:r>
+      <w:r>
+        <w:rPr>
+          <w:rStyle w:val="VerbatimChar"/>
+        </w:rPr>
+        <w:t xml:space="preserve">  dir[00] → A  (local 1)         dir[10] → A  (local 1, shared)</w:t>
+      </w:r>
+      <w:r>
+        <w:br/>
+      </w:r>
+      <w:r>
+        <w:rPr>
+          <w:rStyle w:val="VerbatimChar"/>
+        </w:rPr>
+        <w:t xml:space="preserve">  dir[01] → B0 (local 2): {5,13}</w:t>
+      </w:r>
+      <w:r>
+        <w:br/>
+      </w:r>
+      <w:r>
+        <w:rPr>
+          <w:rStyle w:val="VerbatimChar"/>
+        </w:rPr>
+        <w:t xml:space="preserve">  dir[11] → B1 (local 2): {7}</w:t>
+      </w:r>
+    </w:p>
+    <w:p>
+      <w:pPr>
+        <w:pStyle w:val="BlockText"/>
+      </w:pPr>
+      <w:r>
+        <w:rPr>
+          <w:b/>
+          <w:bCs/>
+        </w:rPr>
+        <w:t xml:space="preserve">The exam rhythm:</w:t>
+      </w:r>
+      <w:r>
+        <w:t xml:space="preserve"> </w:t>
+      </w:r>
+      <w:r>
+        <w:t xml:space="preserve">compare</w:t>
+      </w:r>
+      <w:r>
+        <w:t xml:space="preserve"> </w:t>
+      </w:r>
+      <w:r>
+        <w:rPr>
+          <w:b/>
+          <w:bCs/>
+        </w:rPr>
+        <w:t xml:space="preserve">local depth</w:t>
+      </w:r>
+      <w:r>
+        <w:t xml:space="preserve"> </w:t>
+      </w:r>
+      <w:r>
+        <w:t xml:space="preserve">vs</w:t>
+      </w:r>
+      <w:r>
+        <w:t xml:space="preserve"> </w:t>
+      </w:r>
+      <w:r>
+        <w:rPr>
+          <w:b/>
+          <w:bCs/>
+        </w:rPr>
+        <w:t xml:space="preserve">global depth</w:t>
+      </w:r>
+      <w:r>
+        <w:t xml:space="preserve"> </w:t>
+      </w:r>
+      <w:r>
+        <w:t xml:space="preserve">on every</w:t>
+      </w:r>
+      <w:r>
+        <w:t xml:space="preserve"> </w:t>
+      </w:r>
+      <w:r>
+        <w:t xml:space="preserve">overflow.</w:t>
+      </w:r>
+      <w:r>
+        <w:t xml:space="preserve"> </w:t>
+      </w:r>
+      <w:r>
+        <w:rPr>
+          <w:rStyle w:val="VerbatimChar"/>
+        </w:rPr>
+        <w:t xml:space="preserve">local &lt; global</w:t>
+      </w:r>
+      <w:r>
+        <w:t xml:space="preserve"> </w:t>
+      </w:r>
+      <w:r>
+        <w:t xml:space="preserve">→ split the bucket only (local++).</w:t>
+      </w:r>
+      <w:r>
+        <w:t xml:space="preserve"> </w:t>
+      </w:r>
+      <w:r>
+        <w:rPr>
+          <w:rStyle w:val="VerbatimChar"/>
+        </w:rPr>
+        <w:t xml:space="preserve">local == global</w:t>
+      </w:r>
+      <w:r>
+        <w:t xml:space="preserve"> </w:t>
+      </w:r>
+      <w:r>
+        <w:t xml:space="preserve">→</w:t>
+      </w:r>
+      <w:r>
+        <w:t xml:space="preserve"> </w:t>
+      </w:r>
+      <w:r>
+        <w:rPr>
+          <w:b/>
+          <w:bCs/>
+        </w:rPr>
+        <w:t xml:space="preserve">double the directory</w:t>
+      </w:r>
+      <w:r>
+        <w:t xml:space="preserve"> </w:t>
+      </w:r>
+      <w:r>
+        <w:t xml:space="preserve">(global++)</w:t>
+      </w:r>
+      <w:r>
+        <w:t xml:space="preserve"> </w:t>
+      </w:r>
+      <w:r>
+        <w:rPr>
+          <w:b/>
+          <w:bCs/>
+        </w:rPr>
+        <w:t xml:space="preserve">then</w:t>
+      </w:r>
+      <w:r>
+        <w:t xml:space="preserve"> </w:t>
+      </w:r>
+      <w:r>
+        <w:t xml:space="preserve">split.</w:t>
+      </w:r>
+      <w:r>
+        <w:t xml:space="preserve"> </w:t>
+      </w:r>
+      <w:r>
+        <w:rPr>
+          <w:b/>
+          <w:bCs/>
+        </w:rPr>
+        <w:t xml:space="preserve">Directory size = 2^d</w:t>
+      </w:r>
+      <w:r>
+        <w:t xml:space="preserve">;</w:t>
+      </w:r>
+      <w:r>
+        <w:t xml:space="preserve"> </w:t>
+      </w:r>
+      <w:r>
+        <w:t xml:space="preserve">a bucket with local depth</w:t>
+      </w:r>
+      <w:r>
+        <w:t xml:space="preserve"> </w:t>
+      </w:r>
+      <w:r>
+        <w:rPr>
+          <w:rStyle w:val="VerbatimChar"/>
+        </w:rPr>
+        <w:t xml:space="preserve">ℓ</w:t>
+      </w:r>
+      <w:r>
+        <w:t xml:space="preserve"> </w:t>
+      </w:r>
+      <w:r>
+        <w:t xml:space="preserve">is pointed to by</w:t>
+      </w:r>
+      <w:r>
+        <w:t xml:space="preserve"> </w:t>
+      </w:r>
+      <w:r>
+        <w:rPr>
+          <w:rStyle w:val="VerbatimChar"/>
+        </w:rPr>
+        <w:t xml:space="preserve">2^(d−ℓ)</w:t>
+      </w:r>
+      <w:r>
+        <w:t xml:space="preserve"> </w:t>
+      </w:r>
+      <w:r>
+        <w:t xml:space="preserve">directory entries (that</w:t>
+      </w:r>
+      <w:r>
+        <w:t xml:space="preserve"> </w:t>
+      </w:r>
+      <w:r>
+        <w:t xml:space="preserve">is why A, with</w:t>
+      </w:r>
+      <w:r>
+        <w:t xml:space="preserve"> </w:t>
+      </w:r>
+      <w:r>
+        <w:rPr>
+          <w:rStyle w:val="VerbatimChar"/>
+        </w:rPr>
+        <w:t xml:space="preserve">ℓ=1</w:t>
+      </w:r>
+      <w:r>
+        <w:t xml:space="preserve"> </w:t>
+      </w:r>
+      <w:r>
+        <w:t xml:space="preserve">under</w:t>
+      </w:r>
+      <w:r>
+        <w:t xml:space="preserve"> </w:t>
+      </w:r>
+      <w:r>
+        <w:rPr>
+          <w:rStyle w:val="VerbatimChar"/>
+        </w:rPr>
+        <w:t xml:space="preserve">d=2</w:t>
+      </w:r>
+      <w:r>
+        <w:t xml:space="preserve">, is shared by</w:t>
+      </w:r>
+      <w:r>
+        <w:t xml:space="preserve"> </w:t>
+      </w:r>
+      <w:r>
+        <w:rPr>
+          <w:rStyle w:val="VerbatimChar"/>
+        </w:rPr>
+        <w:t xml:space="preserve">2</w:t>
+      </w:r>
+      <w:r>
+        <w:t xml:space="preserve"> </w:t>
+      </w:r>
+      <w:r>
+        <w:t xml:space="preserve">entries).</w:t>
+      </w:r>
+    </w:p>
+    <w:bookmarkEnd w:id="60"/>
+    <w:bookmarkEnd w:id="61"/>
+    <w:bookmarkStart w:id="62" w:name="hashing-vs-b-tree"/>
+    <w:p>
+      <w:pPr>
+        <w:pStyle w:val="Heading3"/>
+      </w:pPr>
+      <w:r>
+        <w:t xml:space="preserve">Hashing vs B+ tree</w:t>
+      </w:r>
+    </w:p>
+    <w:p>
+      <w:pPr>
+        <w:pStyle w:val="BlockText"/>
+      </w:pPr>
+      <w:r>
+        <w:rPr>
+          <w:b/>
+          <w:bCs/>
+        </w:rPr>
+        <w:t xml:space="preserve">Decision:</w:t>
+      </w:r>
+      <w:r>
+        <w:t xml:space="preserve"> </w:t>
+      </w:r>
+      <w:r>
+        <w:rPr>
+          <w:b/>
+          <w:bCs/>
+        </w:rPr>
+        <w:t xml:space="preserve">hash</w:t>
+      </w:r>
+      <w:r>
+        <w:t xml:space="preserve"> </w:t>
+      </w:r>
+      <w:r>
+        <w:t xml:space="preserve">= O(1) for</w:t>
+      </w:r>
+      <w:r>
+        <w:t xml:space="preserve"> </w:t>
+      </w:r>
+      <w:r>
+        <w:rPr>
+          <w:b/>
+          <w:bCs/>
+        </w:rPr>
+        <w:t xml:space="preserve">exact-match</w:t>
+      </w:r>
+      <w:r>
+        <w:t xml:space="preserve"> </w:t>
+      </w:r>
+      <w:r>
+        <w:t xml:space="preserve">(</w:t>
+      </w:r>
+      <w:r>
+        <w:rPr>
+          <w:rStyle w:val="VerbatimChar"/>
+        </w:rPr>
+        <w:t xml:space="preserve">WHERE id = 5</w:t>
+      </w:r>
+      <w:r>
+        <w:t xml:space="preserve">) but</w:t>
+      </w:r>
+      <w:r>
+        <w:t xml:space="preserve"> </w:t>
+      </w:r>
+      <w:r>
+        <w:rPr>
+          <w:b/>
+          <w:bCs/>
+        </w:rPr>
+        <w:t xml:space="preserve">useless</w:t>
+      </w:r>
+      <w:r>
+        <w:rPr>
+          <w:b/>
+          <w:bCs/>
+        </w:rPr>
+        <w:t xml:space="preserve"> </w:t>
+      </w:r>
+      <w:r>
+        <w:rPr>
+          <w:b/>
+          <w:bCs/>
+        </w:rPr>
+        <w:t xml:space="preserve">for ranges</w:t>
+      </w:r>
+      <w:r>
+        <w:t xml:space="preserve"> </w:t>
+      </w:r>
+      <w:r>
+        <w:t xml:space="preserve">(it scatters neighbouring keys).</w:t>
+      </w:r>
+      <w:r>
+        <w:t xml:space="preserve"> </w:t>
+      </w:r>
+      <w:r>
+        <w:rPr>
+          <w:b/>
+          <w:bCs/>
+        </w:rPr>
+        <w:t xml:space="preserve">B+ tree</w:t>
+      </w:r>
+      <w:r>
+        <w:t xml:space="preserve"> </w:t>
+      </w:r>
+      <w:r>
+        <w:t xml:space="preserve">= O(log n) but handles</w:t>
+      </w:r>
+      <w:r>
+        <w:t xml:space="preserve"> </w:t>
+      </w:r>
+      <w:r>
+        <w:rPr>
+          <w:b/>
+          <w:bCs/>
+        </w:rPr>
+        <w:t xml:space="preserve">both</w:t>
+      </w:r>
+      <w:r>
+        <w:t xml:space="preserve"> </w:t>
+      </w:r>
+      <w:r>
+        <w:t xml:space="preserve">equality</w:t>
+      </w:r>
+      <w:r>
+        <w:t xml:space="preserve"> </w:t>
+      </w:r>
+      <w:r>
+        <w:rPr>
+          <w:i/>
+          <w:iCs/>
+        </w:rPr>
+        <w:t xml:space="preserve">and</w:t>
+      </w:r>
+      <w:r>
+        <w:t xml:space="preserve"> </w:t>
+      </w:r>
+      <w:r>
+        <w:t xml:space="preserve">ranges/sorting. That’s why B+ tree is the default index.</w:t>
+      </w:r>
+    </w:p>
+    <w:p>
+      <w:r>
+        <w:pict>
+          <v:rect style="width:0;height:1.5pt" o:hralign="center" o:hrstd="t" o:hr="t"/>
+        </w:pict>
+      </w:r>
+    </w:p>
+    <w:bookmarkEnd w:id="62"/>
+    <w:bookmarkEnd w:id="63"/>
+    <w:bookmarkStart w:id="67" w:name="bitmap-index"/>
+    <w:p>
+      <w:pPr>
+        <w:pStyle w:val="Heading2"/>
+      </w:pPr>
+      <w:r>
+        <w:t xml:space="preserve">7.9 Bitmap Index</w:t>
+      </w:r>
+    </w:p>
+    <w:p>
+      <w:pPr>
+        <w:pStyle w:val="CaptionedFigure"/>
+      </w:pPr>
+      <w:r>
+        <w:drawing>
+          <wp:inline>
+            <wp:extent cx="5334000" cy="2919663"/>
+            <wp:effectExtent b="0" l="0" r="0" t="0"/>
+            <wp:docPr descr="Bitmap index: one bit-vector per distinct column value; a query reads the matching bitmap (and ANDs/ORs bitmaps for multi-condition queries)." title="" id="65" name="Picture"/>
+            <a:graphic>
+              <a:graphicData uri="http://schemas.openxmlformats.org/drawingml/2006/picture">
+                <pic:pic>
+                  <pic:nvPicPr>
+                    <pic:cNvPr descr="images/77_bitmap_index.png" id="66" name="Picture"/>
+                    <pic:cNvPicPr>
+                      <a:picLocks noChangeArrowheads="1" noChangeAspect="1"/>
+                    </pic:cNvPicPr>
+                  </pic:nvPicPr>
+                  <pic:blipFill>
+                    <a:blip r:embed="rId64"/>
                     <a:stretch>
                       <a:fillRect/>
                     </a:stretch>
@@ -5758,8 +8178,8 @@
         </w:pict>
       </w:r>
     </w:p>
-    <w:bookmarkEnd w:id="56"/>
-    <w:bookmarkStart w:id="60" w:name="choosing-an-index"/>
+    <w:bookmarkEnd w:id="67"/>
+    <w:bookmarkStart w:id="71" w:name="choosing-an-index"/>
     <w:p>
       <w:pPr>
         <w:pStyle w:val="Heading2"/>
@@ -5777,18 +8197,18 @@
           <wp:inline>
             <wp:extent cx="5334000" cy="6444423"/>
             <wp:effectExtent b="0" l="0" r="0" t="0"/>
-            <wp:docPr descr="Flowchart: range queries → B+ tree; exact-match only → hash (or bitmap if low cardinality); default → B+ tree." title="" id="58" name="Picture"/>
+            <wp:docPr descr="Flowchart: range queries → B+ tree; exact-match only → hash (or bitmap if low cardinality); default → B+ tree." title="" id="69" name="Picture"/>
             <a:graphic>
               <a:graphicData uri="http://schemas.openxmlformats.org/drawingml/2006/picture">
                 <pic:pic>
                   <pic:nvPicPr>
-                    <pic:cNvPr descr="images/78_fc_index_choice.png" id="59" name="Picture"/>
+                    <pic:cNvPr descr="images/78_fc_index_choice.png" id="70" name="Picture"/>
                     <pic:cNvPicPr>
                       <a:picLocks noChangeArrowheads="1" noChangeAspect="1"/>
                     </pic:cNvPicPr>
                   </pic:nvPicPr>
                   <pic:blipFill>
-                    <a:blip r:embed="rId57"/>
+                    <a:blip r:embed="rId68"/>
                     <a:stretch>
                       <a:fillRect/>
                     </a:stretch>
@@ -5951,8 +8371,8 @@
         </w:pict>
       </w:r>
     </w:p>
-    <w:bookmarkEnd w:id="60"/>
-    <w:bookmarkStart w:id="61" w:name="real-world-backend-perspectives"/>
+    <w:bookmarkEnd w:id="71"/>
+    <w:bookmarkStart w:id="72" w:name="real-world-backend-perspectives"/>
     <w:p>
       <w:pPr>
         <w:pStyle w:val="Heading2"/>
@@ -6234,8 +8654,8 @@
         </w:pict>
       </w:r>
     </w:p>
-    <w:bookmarkEnd w:id="61"/>
-    <w:bookmarkStart w:id="62" w:name="tradeoffs-common-mistakes-edge-cases"/>
+    <w:bookmarkEnd w:id="72"/>
+    <w:bookmarkStart w:id="73" w:name="tradeoffs-common-mistakes-edge-cases"/>
     <w:p>
       <w:pPr>
         <w:pStyle w:val="Heading2"/>
@@ -6756,8 +9176,8 @@
         </w:pict>
       </w:r>
     </w:p>
-    <w:bookmarkEnd w:id="62"/>
-    <w:bookmarkStart w:id="63" w:name="exam-interview-coding-perspectives"/>
+    <w:bookmarkEnd w:id="73"/>
+    <w:bookmarkStart w:id="74" w:name="exam-interview-coding-perspectives"/>
     <w:p>
       <w:pPr>
         <w:pStyle w:val="Heading2"/>
@@ -6976,8 +9396,8 @@
         </w:pict>
       </w:r>
     </w:p>
-    <w:bookmarkEnd w:id="63"/>
-    <w:bookmarkStart w:id="64" w:name="concept-checks-mcqs"/>
+    <w:bookmarkEnd w:id="74"/>
+    <w:bookmarkStart w:id="75" w:name="concept-checks-mcqs"/>
     <w:p>
       <w:pPr>
         <w:pStyle w:val="Heading2"/>
@@ -7717,14 +10137,662 @@
       </w:r>
     </w:p>
     <w:p>
+      <w:pPr>
+        <w:pStyle w:val="BodyText"/>
+      </w:pPr>
+      <w:r>
+        <w:rPr>
+          <w:b/>
+          <w:bCs/>
+        </w:rPr>
+        <w:t xml:space="preserve">More MCQs (7.6A–7.8A additions):</w:t>
+      </w:r>
+    </w:p>
+    <w:p>
+      <w:pPr>
+        <w:pStyle w:val="Compact"/>
+        <w:numPr>
+          <w:ilvl w:val="0"/>
+          <w:numId w:val="1011"/>
+        </w:numPr>
+      </w:pPr>
+      <w:r>
+        <w:t xml:space="preserve">Leaf split does ___ up; internal split does ___ up →</w:t>
+      </w:r>
+      <w:r>
+        <w:t xml:space="preserve"> </w:t>
+      </w:r>
+      <w:r>
+        <w:rPr>
+          <w:b/>
+          <w:bCs/>
+        </w:rPr>
+        <w:t xml:space="preserve">copy</w:t>
+      </w:r>
+      <w:r>
+        <w:t xml:space="preserve"> </w:t>
+      </w:r>
+      <w:r>
+        <w:t xml:space="preserve">/</w:t>
+      </w:r>
+      <w:r>
+        <w:t xml:space="preserve"> </w:t>
+      </w:r>
+      <w:r>
+        <w:rPr>
+          <w:b/>
+          <w:bCs/>
+        </w:rPr>
+        <w:t xml:space="preserve">move</w:t>
+      </w:r>
+      <w:r>
+        <w:t xml:space="preserve">.</w:t>
+      </w:r>
+    </w:p>
+    <w:p>
+      <w:pPr>
+        <w:pStyle w:val="Compact"/>
+        <w:numPr>
+          <w:ilvl w:val="0"/>
+          <w:numId w:val="1011"/>
+        </w:numPr>
+      </w:pPr>
+      <w:r>
+        <w:t xml:space="preserve">The only way a B+ tree increases in height is by ___ →</w:t>
+      </w:r>
+      <w:r>
+        <w:t xml:space="preserve"> </w:t>
+      </w:r>
+      <w:r>
+        <w:rPr>
+          <w:b/>
+          <w:bCs/>
+        </w:rPr>
+        <w:t xml:space="preserve">an internal (root)</w:t>
+      </w:r>
+      <w:r>
+        <w:rPr>
+          <w:b/>
+          <w:bCs/>
+        </w:rPr>
+        <w:t xml:space="preserve"> </w:t>
+      </w:r>
+      <w:r>
+        <w:rPr>
+          <w:b/>
+          <w:bCs/>
+        </w:rPr>
+        <w:t xml:space="preserve">split creating a new root</w:t>
+      </w:r>
+      <w:r>
+        <w:t xml:space="preserve">.</w:t>
+      </w:r>
+    </w:p>
+    <w:p>
+      <w:pPr>
+        <w:pStyle w:val="Compact"/>
+        <w:numPr>
+          <w:ilvl w:val="0"/>
+          <w:numId w:val="1011"/>
+        </w:numPr>
+      </w:pPr>
+      <w:r>
+        <w:t xml:space="preserve">The only way a B+ tree decreases in height is by ___ →</w:t>
+      </w:r>
+      <w:r>
+        <w:t xml:space="preserve"> </w:t>
+      </w:r>
+      <w:r>
+        <w:rPr>
+          <w:b/>
+          <w:bCs/>
+        </w:rPr>
+        <w:t xml:space="preserve">a merge that empties</w:t>
+      </w:r>
+      <w:r>
+        <w:rPr>
+          <w:b/>
+          <w:bCs/>
+        </w:rPr>
+        <w:t xml:space="preserve"> </w:t>
+      </w:r>
+      <w:r>
+        <w:rPr>
+          <w:b/>
+          <w:bCs/>
+        </w:rPr>
+        <w:t xml:space="preserve">the root</w:t>
+      </w:r>
+      <w:r>
+        <w:t xml:space="preserve">.</w:t>
+      </w:r>
+    </w:p>
+    <w:p>
+      <w:pPr>
+        <w:pStyle w:val="Compact"/>
+        <w:numPr>
+          <w:ilvl w:val="0"/>
+          <w:numId w:val="1011"/>
+        </w:numPr>
+      </w:pPr>
+      <w:r>
+        <w:t xml:space="preserve">On deletion underflow, you first try to</w:t>
+      </w:r>
+      <w:r>
+        <w:t xml:space="preserve"> </w:t>
+      </w:r>
+      <w:r>
+        <w:rPr>
+          <w:b/>
+          <w:bCs/>
+          <w:i/>
+          <w:iCs/>
+        </w:rPr>
+        <w:t xml:space="preserve">; if impossible you</w:t>
+      </w:r>
+      <w:r>
+        <w:rPr>
+          <w:b/>
+          <w:bCs/>
+          <w:i/>
+          <w:iCs/>
+        </w:rPr>
+        <w:t xml:space="preserve"> </w:t>
+      </w:r>
+      <w:r>
+        <w:t xml:space="preserve"> </w:t>
+      </w:r>
+      <w:r>
+        <w:t xml:space="preserve">→</w:t>
+      </w:r>
+      <w:r>
+        <w:t xml:space="preserve"> </w:t>
+      </w:r>
+      <w:r>
+        <w:rPr>
+          <w:b/>
+          <w:bCs/>
+        </w:rPr>
+        <w:t xml:space="preserve">borrow</w:t>
+      </w:r>
+      <w:r>
+        <w:rPr>
+          <w:b/>
+          <w:bCs/>
+        </w:rPr>
+        <w:t xml:space="preserve"> </w:t>
+      </w:r>
+      <w:r>
+        <w:rPr>
+          <w:b/>
+          <w:bCs/>
+        </w:rPr>
+        <w:t xml:space="preserve">from a sibling</w:t>
+      </w:r>
+      <w:r>
+        <w:t xml:space="preserve"> </w:t>
+      </w:r>
+      <w:r>
+        <w:t xml:space="preserve">/</w:t>
+      </w:r>
+      <w:r>
+        <w:t xml:space="preserve"> </w:t>
+      </w:r>
+      <w:r>
+        <w:rPr>
+          <w:b/>
+          <w:bCs/>
+        </w:rPr>
+        <w:t xml:space="preserve">merge</w:t>
+      </w:r>
+      <w:r>
+        <w:t xml:space="preserve">.</w:t>
+      </w:r>
+    </w:p>
+    <w:p>
+      <w:pPr>
+        <w:pStyle w:val="Compact"/>
+        <w:numPr>
+          <w:ilvl w:val="0"/>
+          <w:numId w:val="1011"/>
+        </w:numPr>
+      </w:pPr>
+      <w:r>
+        <w:t xml:space="preserve">Extendible hashing doubles the directory when a full bucket has ___ →</w:t>
+      </w:r>
+      <w:r>
+        <w:t xml:space="preserve"> </w:t>
+      </w:r>
+      <w:r>
+        <w:rPr>
+          <w:b/>
+          <w:bCs/>
+        </w:rPr>
+        <w:t xml:space="preserve">local</w:t>
+      </w:r>
+      <w:r>
+        <w:rPr>
+          <w:b/>
+          <w:bCs/>
+        </w:rPr>
+        <w:t xml:space="preserve"> </w:t>
+      </w:r>
+      <w:r>
+        <w:rPr>
+          <w:b/>
+          <w:bCs/>
+        </w:rPr>
+        <w:t xml:space="preserve">depth = global depth</w:t>
+      </w:r>
+      <w:r>
+        <w:t xml:space="preserve">.</w:t>
+      </w:r>
+    </w:p>
+    <w:p>
+      <w:pPr>
+        <w:pStyle w:val="Compact"/>
+        <w:numPr>
+          <w:ilvl w:val="0"/>
+          <w:numId w:val="1011"/>
+        </w:numPr>
+      </w:pPr>
+      <w:r>
+        <w:t xml:space="preserve">Directory size for global depth d? →</w:t>
+      </w:r>
+      <w:r>
+        <w:t xml:space="preserve"> </w:t>
+      </w:r>
+      <w:r>
+        <w:rPr>
+          <w:b/>
+          <w:bCs/>
+        </w:rPr>
+        <w:t xml:space="preserve">2^d</w:t>
+      </w:r>
+      <w:r>
+        <w:t xml:space="preserve">. A bucket of local depth ℓ is</w:t>
+      </w:r>
+      <w:r>
+        <w:t xml:space="preserve"> </w:t>
+      </w:r>
+      <w:r>
+        <w:t xml:space="preserve">pointed to by ___ directory entries →</w:t>
+      </w:r>
+      <w:r>
+        <w:t xml:space="preserve"> </w:t>
+      </w:r>
+      <w:r>
+        <w:rPr>
+          <w:b/>
+          <w:bCs/>
+        </w:rPr>
+        <w:t xml:space="preserve">2^(d−ℓ)</w:t>
+      </w:r>
+      <w:r>
+        <w:t xml:space="preserve">.</w:t>
+      </w:r>
+    </w:p>
+    <w:p>
+      <w:pPr>
+        <w:pStyle w:val="Compact"/>
+        <w:numPr>
+          <w:ilvl w:val="0"/>
+          <w:numId w:val="1011"/>
+        </w:numPr>
+      </w:pPr>
+      <w:r>
+        <w:t xml:space="preserve">Which two order formulas differ in a B+ tree — internal vs leaf? → internal</w:t>
+      </w:r>
+      <w:r>
+        <w:t xml:space="preserve"> </w:t>
+      </w:r>
+      <w:r>
+        <w:t xml:space="preserve">uses</w:t>
+      </w:r>
+      <w:r>
+        <w:t xml:space="preserve"> </w:t>
+      </w:r>
+      <w:r>
+        <w:rPr>
+          <w:b/>
+          <w:bCs/>
+        </w:rPr>
+        <w:t xml:space="preserve">block-pointer</w:t>
+      </w:r>
+      <w:r>
+        <w:t xml:space="preserve">; leaf uses</w:t>
+      </w:r>
+      <w:r>
+        <w:t xml:space="preserve"> </w:t>
+      </w:r>
+      <w:r>
+        <w:rPr>
+          <w:b/>
+          <w:bCs/>
+        </w:rPr>
+        <w:t xml:space="preserve">record-pointer + a next-leaf pointer</w:t>
+      </w:r>
+      <w:r>
+        <w:t xml:space="preserve">.</w:t>
+      </w:r>
+    </w:p>
+    <w:p>
+      <w:pPr>
+        <w:pStyle w:val="Compact"/>
+        <w:numPr>
+          <w:ilvl w:val="0"/>
+          <w:numId w:val="1011"/>
+        </w:numPr>
+      </w:pPr>
+      <w:r>
+        <w:t xml:space="preserve">Sparse primary index on 10,000 data blocks, 64 entries/index block → index</w:t>
+      </w:r>
+      <w:r>
+        <w:t xml:space="preserve"> </w:t>
+      </w:r>
+      <w:r>
+        <w:t xml:space="preserve">blocks = ? →</w:t>
+      </w:r>
+      <w:r>
+        <w:t xml:space="preserve"> </w:t>
+      </w:r>
+      <w:r>
+        <w:rPr>
+          <w:b/>
+          <w:bCs/>
+        </w:rPr>
+        <w:t xml:space="preserve">⌈10000/64⌉ = 157</w:t>
+      </w:r>
+      <w:r>
+        <w:t xml:space="preserve">.</w:t>
+      </w:r>
+    </w:p>
+    <w:p>
+      <w:pPr>
+        <w:pStyle w:val="Compact"/>
+        <w:numPr>
+          <w:ilvl w:val="0"/>
+          <w:numId w:val="1011"/>
+        </w:numPr>
+      </w:pPr>
+      <w:r>
+        <w:t xml:space="preserve">A dense index on 100,000 records at 64 entries/block → index blocks = ? →</w:t>
+      </w:r>
+      <w:r>
+        <w:t xml:space="preserve"> </w:t>
+      </w:r>
+      <w:r>
+        <w:rPr>
+          <w:b/>
+          <w:bCs/>
+        </w:rPr>
+        <w:t xml:space="preserve">⌈100000/64⌉ = 1563</w:t>
+      </w:r>
+      <w:r>
+        <w:t xml:space="preserve">.</w:t>
+      </w:r>
+    </w:p>
+    <w:p>
+      <w:pPr>
+        <w:pStyle w:val="FirstParagraph"/>
+      </w:pPr>
+      <w:r>
+        <w:rPr>
+          <w:b/>
+          <w:bCs/>
+        </w:rPr>
+        <w:t xml:space="preserve">Numerical 2 (do it — extendible hashing):</w:t>
+      </w:r>
+      <w:r>
+        <w:t xml:space="preserve"> </w:t>
+      </w:r>
+      <w:r>
+        <w:t xml:space="preserve">&gt; Capacity 2, hash on</w:t>
+      </w:r>
+      <w:r>
+        <w:t xml:space="preserve"> </w:t>
+      </w:r>
+      <w:r>
+        <w:rPr>
+          <w:b/>
+          <w:bCs/>
+        </w:rPr>
+        <w:t xml:space="preserve">last</w:t>
+      </w:r>
+      <w:r>
+        <w:t xml:space="preserve"> </w:t>
+      </w:r>
+      <w:r>
+        <w:t xml:space="preserve">bits, d=2, dir {00,01,10,11}. Bucket for</w:t>
+      </w:r>
+      <w:r>
+        <w:t xml:space="preserve"> </w:t>
+      </w:r>
+      <w:r>
+        <w:rPr>
+          <w:rStyle w:val="VerbatimChar"/>
+        </w:rPr>
+        <w:t xml:space="preserve">…11</w:t>
+      </w:r>
+      <w:r>
+        <w:t xml:space="preserve"> </w:t>
+      </w:r>
+      <w:r>
+        <w:t xml:space="preserve">holds</w:t>
+      </w:r>
+      <w:r>
+        <w:t xml:space="preserve"> </w:t>
+      </w:r>
+      <w:r>
+        <w:t xml:space="preserve">&gt;</w:t>
+      </w:r>
+      <w:r>
+        <w:t xml:space="preserve"> </w:t>
+      </w:r>
+      <w:r>
+        <w:rPr>
+          <w:rStyle w:val="VerbatimChar"/>
+        </w:rPr>
+        <w:t xml:space="preserve">{3, 7}</w:t>
+      </w:r>
+      <w:r>
+        <w:t xml:space="preserve"> </w:t>
+      </w:r>
+      <w:r>
+        <w:t xml:space="preserve">(both …11) with local depth 2 and is full. Insert</w:t>
+      </w:r>
+      <w:r>
+        <w:t xml:space="preserve"> </w:t>
+      </w:r>
+      <w:r>
+        <w:rPr>
+          <w:rStyle w:val="VerbatimChar"/>
+        </w:rPr>
+        <w:t xml:space="preserve">11</w:t>
+      </w:r>
+      <w:r>
+        <w:t xml:space="preserve"> </w:t>
+      </w:r>
+      <w:r>
+        <w:t xml:space="preserve">(=…1011, last two</w:t>
+      </w:r>
+      <w:r>
+        <w:t xml:space="preserve"> </w:t>
+      </w:r>
+      <w:r>
+        <w:t xml:space="preserve">&gt; bits 11). It maps to the full bucket whose</w:t>
+      </w:r>
+      <w:r>
+        <w:t xml:space="preserve"> </w:t>
+      </w:r>
+      <w:r>
+        <w:rPr>
+          <w:b/>
+          <w:bCs/>
+        </w:rPr>
+        <w:t xml:space="preserve">local depth (2) = global depth (2)</w:t>
+      </w:r>
+      <w:r>
+        <w:t xml:space="preserve"> </w:t>
+      </w:r>
+      <w:r>
+        <w:t xml:space="preserve">&gt; →</w:t>
+      </w:r>
+      <w:r>
+        <w:t xml:space="preserve"> </w:t>
+      </w:r>
+      <w:r>
+        <w:rPr>
+          <w:b/>
+          <w:bCs/>
+        </w:rPr>
+        <w:t xml:space="preserve">double</w:t>
+      </w:r>
+      <w:r>
+        <w:t xml:space="preserve"> </w:t>
+      </w:r>
+      <w:r>
+        <w:t xml:space="preserve">the directory to d=3, then split that bucket by the last 3 bits:</w:t>
+      </w:r>
+      <w:r>
+        <w:t xml:space="preserve"> </w:t>
+      </w:r>
+      <w:r>
+        <w:t xml:space="preserve">&gt;</w:t>
+      </w:r>
+      <w:r>
+        <w:t xml:space="preserve"> </w:t>
+      </w:r>
+      <w:r>
+        <w:rPr>
+          <w:rStyle w:val="VerbatimChar"/>
+        </w:rPr>
+        <w:t xml:space="preserve">3=…011</w:t>
+      </w:r>
+      <w:r>
+        <w:t xml:space="preserve">,</w:t>
+      </w:r>
+      <w:r>
+        <w:t xml:space="preserve"> </w:t>
+      </w:r>
+      <w:r>
+        <w:rPr>
+          <w:rStyle w:val="VerbatimChar"/>
+        </w:rPr>
+        <w:t xml:space="preserve">7=…111</w:t>
+      </w:r>
+      <w:r>
+        <w:t xml:space="preserve">,</w:t>
+      </w:r>
+      <w:r>
+        <w:t xml:space="preserve"> </w:t>
+      </w:r>
+      <w:r>
+        <w:rPr>
+          <w:rStyle w:val="VerbatimChar"/>
+        </w:rPr>
+        <w:t xml:space="preserve">11=…011</w:t>
+      </w:r>
+      <w:r>
+        <w:t xml:space="preserve"> </w:t>
+      </w:r>
+      <w:r>
+        <w:t xml:space="preserve">→</w:t>
+      </w:r>
+      <w:r>
+        <w:t xml:space="preserve"> </w:t>
+      </w:r>
+      <w:r>
+        <w:rPr>
+          <w:rStyle w:val="VerbatimChar"/>
+        </w:rPr>
+        <w:t xml:space="preserve">{3, 11}</w:t>
+      </w:r>
+      <w:r>
+        <w:t xml:space="preserve"> </w:t>
+      </w:r>
+      <w:r>
+        <w:t xml:space="preserve">(…011) and</w:t>
+      </w:r>
+      <w:r>
+        <w:t xml:space="preserve"> </w:t>
+      </w:r>
+      <w:r>
+        <w:rPr>
+          <w:rStyle w:val="VerbatimChar"/>
+        </w:rPr>
+        <w:t xml:space="preserve">{7}</w:t>
+      </w:r>
+      <w:r>
+        <w:t xml:space="preserve"> </w:t>
+      </w:r>
+      <w:r>
+        <w:t xml:space="preserve">(…111). ✔</w:t>
+      </w:r>
+    </w:p>
+    <w:p>
+      <w:pPr>
+        <w:pStyle w:val="BodyText"/>
+      </w:pPr>
+      <w:r>
+        <w:rPr>
+          <w:b/>
+          <w:bCs/>
+        </w:rPr>
+        <w:t xml:space="preserve">Numerical 3 (do it — internal vs leaf order):</w:t>
+      </w:r>
+      <w:r>
+        <w:t xml:space="preserve"> </w:t>
+      </w:r>
+      <w:r>
+        <w:t xml:space="preserve">&gt; Block 512 B, key 4 B, block-ptr 6 B, record-ptr 6 B.</w:t>
+      </w:r>
+      <w:r>
+        <w:t xml:space="preserve"> </w:t>
+      </w:r>
+      <w:r>
+        <w:t xml:space="preserve">&gt; Internal:</w:t>
+      </w:r>
+      <w:r>
+        <w:t xml:space="preserve"> </w:t>
+      </w:r>
+      <w:r>
+        <w:rPr>
+          <w:rStyle w:val="VerbatimChar"/>
+        </w:rPr>
+        <w:t xml:space="preserve">6p + 4(p−1) ≤ 512 → 10p ≤ 516 → p = 51</w:t>
+      </w:r>
+      <w:r>
+        <w:t xml:space="preserve">.</w:t>
+      </w:r>
+      <w:r>
+        <w:t xml:space="preserve"> </w:t>
+      </w:r>
+      <w:r>
+        <w:t xml:space="preserve">&gt; Leaf:</w:t>
+      </w:r>
+      <w:r>
+        <w:t xml:space="preserve"> </w:t>
+      </w:r>
+      <w:r>
+        <w:rPr>
+          <w:rStyle w:val="VerbatimChar"/>
+        </w:rPr>
+        <w:t xml:space="preserve">p_leaf·(4+6) + 6 ≤ 512 → 10·p_leaf ≤ 506 → p_leaf = 50</w:t>
+      </w:r>
+      <w:r>
+        <w:t xml:space="preserve">.</w:t>
+      </w:r>
+    </w:p>
+    <w:p>
       <w:r>
         <w:pict>
           <v:rect style="width:0;height:1.5pt" o:hralign="center" o:hrstd="t" o:hr="t"/>
         </w:pict>
       </w:r>
     </w:p>
-    <w:bookmarkEnd w:id="64"/>
-    <w:bookmarkStart w:id="67" w:name="one-page-revision-sheet"/>
+    <w:bookmarkEnd w:id="75"/>
+    <w:bookmarkStart w:id="78" w:name="one-page-revision-sheet"/>
     <w:p>
       <w:pPr>
         <w:pStyle w:val="Heading2"/>
@@ -8002,7 +11070,7 @@
         <w:t xml:space="preserve">CHOOSE: ranges/sort/general -&gt; B+ tree; pure equality -&gt; hash; low-cardinality analytics -&gt; bitmap.</w:t>
       </w:r>
     </w:p>
-    <w:bookmarkStart w:id="65" w:name="flash-cards"/>
+    <w:bookmarkStart w:id="76" w:name="flash-cards"/>
     <w:p>
       <w:pPr>
         <w:pStyle w:val="Heading3"/>
@@ -8314,8 +11382,8 @@
         </w:tc>
       </w:tr>
     </w:tbl>
-    <w:bookmarkEnd w:id="65"/>
-    <w:bookmarkStart w:id="66" w:name="spaced-repetition"/>
+    <w:bookmarkEnd w:id="76"/>
+    <w:bookmarkStart w:id="77" w:name="spaced-repetition"/>
     <w:p>
       <w:pPr>
         <w:pStyle w:val="Heading3"/>
@@ -8329,7 +11397,7 @@
         <w:pStyle w:val="Compact"/>
         <w:numPr>
           <w:ilvl w:val="0"/>
-          <w:numId w:val="1011"/>
+          <w:numId w:val="1012"/>
         </w:numPr>
       </w:pPr>
       <w:r>
@@ -8351,7 +11419,7 @@
         <w:pStyle w:val="Compact"/>
         <w:numPr>
           <w:ilvl w:val="0"/>
-          <w:numId w:val="1011"/>
+          <w:numId w:val="1012"/>
         </w:numPr>
       </w:pPr>
       <w:r>
@@ -8373,7 +11441,7 @@
         <w:pStyle w:val="Compact"/>
         <w:numPr>
           <w:ilvl w:val="0"/>
-          <w:numId w:val="1011"/>
+          <w:numId w:val="1012"/>
         </w:numPr>
       </w:pPr>
       <w:r>
@@ -8397,9 +11465,9 @@
         </w:pict>
       </w:r>
     </w:p>
-    <w:bookmarkEnd w:id="66"/>
-    <w:bookmarkEnd w:id="67"/>
-    <w:bookmarkStart w:id="68" w:name="summary"/>
+    <w:bookmarkEnd w:id="77"/>
+    <w:bookmarkEnd w:id="78"/>
+    <w:bookmarkStart w:id="79" w:name="summary"/>
     <w:p>
       <w:pPr>
         <w:pStyle w:val="Heading2"/>
@@ -8954,8 +12022,8 @@
         <w:t xml:space="preserve">directory doubling — all without notes.</w:t>
       </w:r>
     </w:p>
-    <w:bookmarkEnd w:id="68"/>
-    <w:bookmarkEnd w:id="69"/>
+    <w:bookmarkEnd w:id="79"/>
+    <w:bookmarkEnd w:id="80"/>
     <w:sectPr>
       <w:footnotePr>
         <w:numRestart w:val="eachSect"/>
@@ -9246,6 +12314,91 @@
     </w:lvl>
     <w:lvl w:ilvl="8">
       <w:start w:val="1"/>
+      <w:numFmt w:val="decimal"/>
+      <w:lvlText w:val="%9."/>
+      <w:lvlJc w:val="left"/>
+      <w:pPr>
+        <w:ind w:left="6480" w:hanging="360"/>
+      </w:pPr>
+    </w:lvl>
+  </w:abstractNum>
+  <w:abstractNum w:abstractNumId="994116">
+    <w:nsid w:val="0A994116"/>
+    <w:multiLevelType w:val="multilevel"/>
+    <w:lvl w:ilvl="0">
+      <w:start w:val="16"/>
+      <w:numFmt w:val="decimal"/>
+      <w:lvlText w:val="%1."/>
+      <w:lvlJc w:val="left"/>
+      <w:pPr>
+        <w:ind w:left="720" w:hanging="360"/>
+      </w:pPr>
+    </w:lvl>
+    <w:lvl w:ilvl="1">
+      <w:start w:val="16"/>
+      <w:numFmt w:val="decimal"/>
+      <w:lvlText w:val="%2."/>
+      <w:lvlJc w:val="left"/>
+      <w:pPr>
+        <w:ind w:left="1440" w:hanging="360"/>
+      </w:pPr>
+    </w:lvl>
+    <w:lvl w:ilvl="2">
+      <w:start w:val="16"/>
+      <w:numFmt w:val="decimal"/>
+      <w:lvlText w:val="%3."/>
+      <w:lvlJc w:val="left"/>
+      <w:pPr>
+        <w:ind w:left="2160" w:hanging="360"/>
+      </w:pPr>
+    </w:lvl>
+    <w:lvl w:ilvl="3">
+      <w:start w:val="16"/>
+      <w:numFmt w:val="decimal"/>
+      <w:lvlText w:val="%4."/>
+      <w:lvlJc w:val="left"/>
+      <w:pPr>
+        <w:ind w:left="2880" w:hanging="360"/>
+      </w:pPr>
+    </w:lvl>
+    <w:lvl w:ilvl="4">
+      <w:start w:val="16"/>
+      <w:numFmt w:val="decimal"/>
+      <w:lvlText w:val="%5."/>
+      <w:lvlJc w:val="left"/>
+      <w:pPr>
+        <w:ind w:left="3600" w:hanging="360"/>
+      </w:pPr>
+    </w:lvl>
+    <w:lvl w:ilvl="5">
+      <w:start w:val="16"/>
+      <w:numFmt w:val="decimal"/>
+      <w:lvlText w:val="%6."/>
+      <w:lvlJc w:val="left"/>
+      <w:pPr>
+        <w:ind w:left="4320" w:hanging="360"/>
+      </w:pPr>
+    </w:lvl>
+    <w:lvl w:ilvl="6">
+      <w:start w:val="16"/>
+      <w:numFmt w:val="decimal"/>
+      <w:lvlText w:val="%7."/>
+      <w:lvlJc w:val="left"/>
+      <w:pPr>
+        <w:ind w:left="5040" w:hanging="360"/>
+      </w:pPr>
+    </w:lvl>
+    <w:lvl w:ilvl="7">
+      <w:start w:val="16"/>
+      <w:numFmt w:val="decimal"/>
+      <w:lvlText w:val="%8."/>
+      <w:lvlJc w:val="left"/>
+      <w:pPr>
+        <w:ind w:left="5760" w:hanging="360"/>
+      </w:pPr>
+    </w:lvl>
+    <w:lvl w:ilvl="8">
+      <w:start w:val="16"/>
       <w:numFmt w:val="decimal"/>
       <w:lvlText w:val="%9."/>
       <w:lvlJc w:val="left"/>
@@ -9315,6 +12468,36 @@
     </w:lvlOverride>
   </w:num>
   <w:num w:numId="1011">
+    <w:abstractNumId w:val="994116"/>
+    <w:lvlOverride w:ilvl="0">
+      <w:startOverride w:val="16"/>
+    </w:lvlOverride>
+    <w:lvlOverride w:ilvl="1">
+      <w:startOverride w:val="16"/>
+    </w:lvlOverride>
+    <w:lvlOverride w:ilvl="2">
+      <w:startOverride w:val="16"/>
+    </w:lvlOverride>
+    <w:lvlOverride w:ilvl="3">
+      <w:startOverride w:val="16"/>
+    </w:lvlOverride>
+    <w:lvlOverride w:ilvl="4">
+      <w:startOverride w:val="16"/>
+    </w:lvlOverride>
+    <w:lvlOverride w:ilvl="5">
+      <w:startOverride w:val="16"/>
+    </w:lvlOverride>
+    <w:lvlOverride w:ilvl="6">
+      <w:startOverride w:val="16"/>
+    </w:lvlOverride>
+    <w:lvlOverride w:ilvl="7">
+      <w:startOverride w:val="16"/>
+    </w:lvlOverride>
+    <w:lvlOverride w:ilvl="8">
+      <w:startOverride w:val="16"/>
+    </w:lvlOverride>
+  </w:num>
+  <w:num w:numId="1012">
     <w:abstractNumId w:val="991"/>
   </w:num>
 </w:numbering>

--- a/SITP/DBMS/Notes/M07_Indexing_Hashing.docx
+++ b/SITP/DBMS/Notes/M07_Indexing_Hashing.docx
@@ -13039,24 +13039,34 @@
   <w:style w:default="1" w:styleId="Table" w:type="table">
     <w:name w:val="Table"/>
     <w:basedOn w:val="TableNormal"/>
-    <w:semiHidden/>
-    <w:unhideWhenUsed/>
     <w:qFormat/>
     <w:tblPr>
       <w:tblInd w:type="dxa" w:w="0"/>
+      <w:tblBorders>
+        <w:top w:color="808080" w:space="0" w:sz="4" w:val="single"/>
+        <w:left w:color="808080" w:space="0" w:sz="4" w:val="single"/>
+        <w:bottom w:color="808080" w:space="0" w:sz="4" w:val="single"/>
+        <w:right w:color="808080" w:space="0" w:sz="4" w:val="single"/>
+        <w:insideH w:color="BFBFBF" w:space="0" w:sz="4" w:val="single"/>
+        <w:insideV w:color="BFBFBF" w:space="0" w:sz="4" w:val="single"/>
+      </w:tblBorders>
       <w:tblCellMar>
-        <w:top w:type="dxa" w:w="0"/>
+        <w:top w:type="dxa" w:w="40"/>
         <w:left w:type="dxa" w:w="108"/>
-        <w:bottom w:type="dxa" w:w="0"/>
+        <w:bottom w:type="dxa" w:w="40"/>
         <w:right w:type="dxa" w:w="108"/>
       </w:tblCellMar>
     </w:tblPr>
     <w:tblStylePr w:type="firstRow">
+      <w:rPr>
+        <w:b/>
+      </w:rPr>
       <w:tcPr>
+        <w:shd w:color="auto" w:fill="DDEBF7" w:val="clear"/>
         <w:tcBorders>
-          <w:bottom w:val="single"/>
+          <w:bottom w:color="1F4E78" w:space="0" w:sz="8" w:val="single"/>
         </w:tcBorders>
-        <w:vAlign w:val="bottom"/>
+        <w:vAlign w:val="center"/>
       </w:tcPr>
     </w:tblStylePr>
   </w:style>
